--- a/docs/Diplom_Moloko.docx
+++ b/docs/Diplom_Moloko.docx
@@ -247,19 +247,25 @@
     <w:p/>
     <w:p>
       <w:r>
-        <w:t xml:space="preserve">1.2 Анализ предметной области и требований к учету молочной продукции</w:t>
-      </w:r>
-    </w:p>
-    <w:p/>
-    <w:p>
-      <w:r>
-        <w:t xml:space="preserve">1.3 Выбор программных средств и архитектуры реализации</w:t>
-      </w:r>
-    </w:p>
-    <w:p/>
-    <w:p>
-      <w:r>
-        <w:t xml:space="preserve">1.4 Алгоритмы работы автоматизированной информационной системы</w:t>
+        <w:t xml:space="preserve">1.2 Выбор программ и алгоритмы реализации программного обеспечения</w:t>
+      </w:r>
+    </w:p>
+    <w:p/>
+    <w:p>
+      <w:r>
+        <w:t xml:space="preserve">1.2.1 Анализ предметной области и требований к учету молочной продукции</w:t>
+      </w:r>
+    </w:p>
+    <w:p/>
+    <w:p>
+      <w:r>
+        <w:t xml:space="preserve">1.2.2 Выбор программных средств и архитектуры реализации</w:t>
+      </w:r>
+    </w:p>
+    <w:p/>
+    <w:p>
+      <w:r>
+        <w:t xml:space="preserve">1.2.3 Алгоритмы работы автоматизированной информационной системы</w:t>
       </w:r>
     </w:p>
     <w:p/>
@@ -271,37 +277,67 @@
     <w:p/>
     <w:p>
       <w:r>
-        <w:t xml:space="preserve">2.1 Определение целей и задач разработки</w:t>
-      </w:r>
-    </w:p>
-    <w:p/>
-    <w:p>
-      <w:r>
-        <w:t xml:space="preserve">2.2 Разработка структуры автоматизированной информационной системы</w:t>
-      </w:r>
-    </w:p>
-    <w:p/>
-    <w:p>
-      <w:r>
-        <w:t xml:space="preserve">2.3 Проектирование базы данных</w:t>
-      </w:r>
-    </w:p>
-    <w:p/>
-    <w:p>
-      <w:r>
-        <w:t xml:space="preserve">2.4 Реализация программного продукта</w:t>
-      </w:r>
-    </w:p>
-    <w:p/>
-    <w:p>
-      <w:r>
-        <w:t xml:space="preserve">2.5 Тестирование и устранение ошибок</w:t>
-      </w:r>
-    </w:p>
-    <w:p/>
-    <w:p>
-      <w:r>
-        <w:t xml:space="preserve">2.6 Апробация и оценка результата</w:t>
+        <w:t xml:space="preserve">2.1 Создание автоматизированной информационной системы</w:t>
+      </w:r>
+    </w:p>
+    <w:p/>
+    <w:p>
+      <w:r>
+        <w:t xml:space="preserve">2.1.1 Определение целей и задач разработки</w:t>
+      </w:r>
+    </w:p>
+    <w:p/>
+    <w:p>
+      <w:r>
+        <w:t xml:space="preserve">2.1.2 Разработка структуры</w:t>
+      </w:r>
+    </w:p>
+    <w:p/>
+    <w:p>
+      <w:r>
+        <w:t xml:space="preserve">2.1.3 Разработка содержания и проектирование базы данных</w:t>
+      </w:r>
+    </w:p>
+    <w:p/>
+    <w:p>
+      <w:r>
+        <w:t xml:space="preserve">2.2 Реализация на компьютере</w:t>
+      </w:r>
+    </w:p>
+    <w:p/>
+    <w:p>
+      <w:r>
+        <w:t xml:space="preserve">2.3 Тестирование и устранение ошибок в работе</w:t>
+      </w:r>
+    </w:p>
+    <w:p/>
+    <w:p>
+      <w:r>
+        <w:t xml:space="preserve">2.4 Апробация</w:t>
+      </w:r>
+    </w:p>
+    <w:p/>
+    <w:p>
+      <w:r>
+        <w:t xml:space="preserve">2.5 Описание пользовательского интерфейса</w:t>
+      </w:r>
+    </w:p>
+    <w:p/>
+    <w:p>
+      <w:r>
+        <w:t xml:space="preserve">2.6 Демонстрационные данные для проверки системы</w:t>
+      </w:r>
+    </w:p>
+    <w:p/>
+    <w:p>
+      <w:r>
+        <w:t xml:space="preserve">2.7 Развертывание и настройка программного продукта</w:t>
+      </w:r>
+    </w:p>
+    <w:p/>
+    <w:p>
+      <w:r>
+        <w:t xml:space="preserve">2.8 Возможности дальнейшего развития</w:t>
       </w:r>
     </w:p>
     <w:p/>
@@ -609,7 +645,16 @@
         <w:pStyle w:val="Heading2"/>
       </w:pPr>
       <w:r>
-        <w:t xml:space="preserve">1.2 Анализ предметной области и требований к учету молочной продукции</w:t>
+        <w:t xml:space="preserve">1.2 Выбор программ и алгоритмы реализации программного обеспечения</w:t>
+      </w:r>
+    </w:p>
+    <w:p/>
+    <w:p>
+      <w:pPr>
+        <w:pStyle w:val="Heading3"/>
+      </w:pPr>
+      <w:r>
+        <w:t xml:space="preserve">1.2.1 Анализ предметной области и требований к учету молочной продукции</w:t>
       </w:r>
     </w:p>
     <w:p/>
@@ -776,118 +821,1043 @@
     <w:p/>
     <w:p>
       <w:pPr>
+        <w:pStyle w:val="Heading3"/>
+      </w:pPr>
+      <w:r>
+        <w:t xml:space="preserve">1.2.2 Выбор программных средств и архитектуры реализации</w:t>
+      </w:r>
+    </w:p>
+    <w:p/>
+    <w:p>
+      <w:r>
+        <w:t xml:space="preserve">Для разработки программного продукта выбран язык программирования C# и платформа .NET 8. C# является современным объектно-ориентированным языком, широко применяемым для разработки настольных, серверных и корпоративных приложений. Платформа .NET 8 относится к актуальным версиям .NET и поддерживает создание WPF-приложений для Windows.</w:t>
+      </w:r>
+    </w:p>
+    <w:p/>
+    <w:p>
+      <w:r>
+        <w:t xml:space="preserve">В качестве технологии интерфейса выбрана Windows Presentation Foundation. WPF позволяет создавать настольные приложения с гибкой разметкой, привязкой данных, стилями и поддержкой шаблона MVVM. Для информационной системы, где основная работа строится вокруг форм, таблиц и команд, WPF является удобным и устойчивым решением.</w:t>
+      </w:r>
+    </w:p>
+    <w:p/>
+    <w:p>
+      <w:r>
+        <w:t xml:space="preserve">Архитектурный шаблон MVVM разделяет приложение на три части:</w:t>
+      </w:r>
+    </w:p>
+    <w:p/>
+    <w:p>
+      <w:r>
+        <w:t xml:space="preserve">- Model — доменные сущности и данные;</w:t>
+      </w:r>
+    </w:p>
+    <w:p>
+      <w:r>
+        <w:t xml:space="preserve">- View — XAML-разметка пользовательского интерфейса;</w:t>
+      </w:r>
+    </w:p>
+    <w:p>
+      <w:r>
+        <w:t xml:space="preserve">- ViewModel — состояние экранов, команды и бизнес-логика взаимодействия.</w:t>
+      </w:r>
+    </w:p>
+    <w:p/>
+    <w:p>
+      <w:r>
+        <w:t xml:space="preserve">Преимущество MVVM состоит в том, что интерфейс не содержит сложной логики. Команды создания партии, сохранения анализа или оформления отгрузки находятся во ViewModel, а экран только отображает данные и вызывает команды. Это повышает читаемость кода и упрощает дальнейшую доработку.</w:t>
+      </w:r>
+    </w:p>
+    <w:p/>
+    <w:p>
+      <w:r>
+        <w:t xml:space="preserve">Для постоянного хранения данных выбрана PostgreSQL. PostgreSQL — надежная реляционная система управления базами данных, поддерживающая транзакции, индексы, ограничения целостности, тип UUID, связи между таблицами и расширяемый SQL. Для системы учета партий важно, чтобы данные сохранялись надежно и могли обрабатываться запросами для отчетов.</w:t>
+      </w:r>
+    </w:p>
+    <w:p/>
+    <w:p>
+      <w:r>
+        <w:t xml:space="preserve">Для подключения C#-приложения к PostgreSQL используется библиотека Npgsql. Она является .NET-провайдером для PostgreSQL и позволяет выполнять SQL-команды, читать данные, передавать параметры и работать с транзакциями. В дипломном проекте Npgsql используется без тяжелого ORM-слоя, поскольку прямые SQL-запросы позволяют лучше показать структуру базы и контролировать процесс сохранения данных.</w:t>
+      </w:r>
+    </w:p>
+    <w:p/>
+    <w:p>
+      <w:r>
+        <w:t xml:space="preserve">Для резервного автономного режима используется локальное JSON-хранилище. Если PostgreSQL временно недоступен или строка подключения указана неверно, приложение не завершается аварийно, а переключается на локальный режим и показывает причину в строке состояния. Такой подход важен для сельского хозяйства, где технические условия могут быть нестабильными.</w:t>
+      </w:r>
+    </w:p>
+    <w:p/>
+    <w:p>
+      <w:r>
+        <w:t xml:space="preserve">Строка подключения хранится в файле `database.json`. Это позволяет менять адрес сервера, имя базы, пользователя и пароль без перекомпиляции приложения. Пример строки подключения:</w:t>
+      </w:r>
+    </w:p>
+    <w:p/>
+    <w:p>
+      <w:r>
+        <w:t xml:space="preserve">`Host=localhost;Port=5432;Database=moloko;Username=postgres;Password=postgres`</w:t>
+      </w:r>
+    </w:p>
+    <w:p/>
+    <w:p>
+      <w:r>
+        <w:t xml:space="preserve">Структура проекта включает следующие основные каталоги:</w:t>
+      </w:r>
+    </w:p>
+    <w:p/>
+    <w:p>
+      <w:r>
+        <w:t xml:space="preserve">- `Models` — доменные модели данных;</w:t>
+      </w:r>
+    </w:p>
+    <w:p>
+      <w:r>
+        <w:t xml:space="preserve">- `ViewModels` — модель представления главного окна;</w:t>
+      </w:r>
+    </w:p>
+    <w:p>
+      <w:r>
+        <w:t xml:space="preserve">- `Services` — сервисы хранения данных и подключения к PostgreSQL;</w:t>
+      </w:r>
+    </w:p>
+    <w:p>
+      <w:r>
+        <w:t xml:space="preserve">- `Infrastructure` — вспомогательные классы команд и преобразователей;</w:t>
+      </w:r>
+    </w:p>
+    <w:p>
+      <w:r>
+        <w:t xml:space="preserve">- `Database` — SQL-схема PostgreSQL.</w:t>
+      </w:r>
+    </w:p>
+    <w:p/>
+    <w:p>
+      <w:r>
+        <w:t xml:space="preserve">Выбранная архитектура соответствует требованиям дипломного проекта, поскольку демонстрирует проектирование информационной системы, создание базы данных, реализацию интерфейса, алгоритмы работы с данными, контроль ошибок и возможность дальнейшего развития.</w:t>
+      </w:r>
+    </w:p>
+    <w:p/>
+    <w:p>
+      <w:pPr>
+        <w:pStyle w:val="Heading3"/>
+      </w:pPr>
+      <w:r>
+        <w:t xml:space="preserve">1.2.3 Алгоритмы работы автоматизированной информационной системы</w:t>
+      </w:r>
+    </w:p>
+    <w:p/>
+    <w:p>
+      <w:r>
+        <w:t xml:space="preserve">Основные алгоритмы системы связаны с созданием партии, проведением лабораторного контроля, выполнением складской операции и оформлением отгрузки.</w:t>
+      </w:r>
+    </w:p>
+    <w:p/>
+    <w:p>
+      <w:r>
+        <w:t xml:space="preserve">Алгоритм создания партии:</w:t>
+      </w:r>
+    </w:p>
+    <w:p/>
+    <w:p>
+      <w:r>
+        <w:t xml:space="preserve">- пользователь выбирает группу животных, тип продукции и емкость хранения;</w:t>
+      </w:r>
+    </w:p>
+    <w:p>
+      <w:r>
+        <w:t xml:space="preserve">- вводит объем, массу и температуру приемки;</w:t>
+      </w:r>
+    </w:p>
+    <w:p>
+      <w:r>
+        <w:t xml:space="preserve">- система проверяет, что объем и масса являются положительными значениями;</w:t>
+      </w:r>
+    </w:p>
+    <w:p>
+      <w:r>
+        <w:t xml:space="preserve">- формируется уникальный номер партии по текущей дате и порядковому номеру;</w:t>
+      </w:r>
+    </w:p>
+    <w:p>
+      <w:r>
+        <w:t xml:space="preserve">- создается запись надоя и запись партии;</w:t>
+      </w:r>
+    </w:p>
+    <w:p>
+      <w:r>
+        <w:t xml:space="preserve">- партия получает статус «на анализе»;</w:t>
+      </w:r>
+    </w:p>
+    <w:p>
+      <w:r>
+        <w:t xml:space="preserve">- создается складское движение типа «поступление»;</w:t>
+      </w:r>
+    </w:p>
+    <w:p>
+      <w:r>
+        <w:t xml:space="preserve">- действие записывается в журнал аудита;</w:t>
+      </w:r>
+    </w:p>
+    <w:p>
+      <w:r>
+        <w:t xml:space="preserve">- данные сохраняются в хранилище.</w:t>
+      </w:r>
+    </w:p>
+    <w:p/>
+    <w:p>
+      <w:r>
+        <w:t xml:space="preserve">Алгоритм контроля качества:</w:t>
+      </w:r>
+    </w:p>
+    <w:p/>
+    <w:p>
+      <w:r>
+        <w:t xml:space="preserve">- пользователь выбирает партию;</w:t>
+      </w:r>
+    </w:p>
+    <w:p>
+      <w:r>
+        <w:t xml:space="preserve">- вводит жирность, белок, кислотность, плотность, температуру и признак посторонних примесей;</w:t>
+      </w:r>
+    </w:p>
+    <w:p>
+      <w:r>
+        <w:t xml:space="preserve">- система проверяет положительность числовых показателей;</w:t>
+      </w:r>
+    </w:p>
+    <w:p>
+      <w:r>
+        <w:t xml:space="preserve">- значения сравниваются с установленными нормами;</w:t>
+      </w:r>
+    </w:p>
+    <w:p>
+      <w:r>
+        <w:t xml:space="preserve">- при отсутствии отклонений формируется заключение «годна»;</w:t>
+      </w:r>
+    </w:p>
+    <w:p>
+      <w:r>
+        <w:t xml:space="preserve">- при мягких отклонениях формируется заключение «условно годна»;</w:t>
+      </w:r>
+    </w:p>
+    <w:p>
+      <w:r>
+        <w:t xml:space="preserve">- при критических отклонениях формируется заключение «заблокирована»;</w:t>
+      </w:r>
+    </w:p>
+    <w:p>
+      <w:r>
+        <w:t xml:space="preserve">- статус партии обновляется;</w:t>
+      </w:r>
+    </w:p>
+    <w:p>
+      <w:r>
+        <w:t xml:space="preserve">- результат сохраняется в журнал лабораторного контроля.</w:t>
+      </w:r>
+    </w:p>
+    <w:p/>
+    <w:p>
+      <w:r>
+        <w:t xml:space="preserve">Алгоритм отгрузки:</w:t>
+      </w:r>
+    </w:p>
+    <w:p/>
+    <w:p>
+      <w:r>
+        <w:t xml:space="preserve">- пользователь выбирает партию, покупателя и транспорт;</w:t>
+      </w:r>
+    </w:p>
+    <w:p>
+      <w:r>
+        <w:t xml:space="preserve">- вводит объем отгрузки и температуру;</w:t>
+      </w:r>
+    </w:p>
+    <w:p>
+      <w:r>
+        <w:t xml:space="preserve">- система проверяет, что партия не заблокирована и не списана;</w:t>
+      </w:r>
+    </w:p>
+    <w:p>
+      <w:r>
+        <w:t xml:space="preserve">- система проверяет, что партия допущена лабораторией;</w:t>
+      </w:r>
+    </w:p>
+    <w:p>
+      <w:r>
+        <w:t xml:space="preserve">- система проверяет, что объем отгрузки не превышает остаток;</w:t>
+      </w:r>
+    </w:p>
+    <w:p>
+      <w:r>
+        <w:t xml:space="preserve">- создается отгрузка и позиция отгрузки;</w:t>
+      </w:r>
+    </w:p>
+    <w:p>
+      <w:r>
+        <w:t xml:space="preserve">- остаток партии уменьшается;</w:t>
+      </w:r>
+    </w:p>
+    <w:p>
+      <w:r>
+        <w:t xml:space="preserve">- статус партии становится «частично отгружена» или «полностью отгружена»;</w:t>
+      </w:r>
+    </w:p>
+    <w:p>
+      <w:r>
+        <w:t xml:space="preserve">- создается складское движение типа «отгрузка»;</w:t>
+      </w:r>
+    </w:p>
+    <w:p>
+      <w:r>
+        <w:t xml:space="preserve">- данные сохраняются.</w:t>
+      </w:r>
+    </w:p>
+    <w:p/>
+    <w:p>
+      <w:r>
+        <w:t xml:space="preserve">Алгоритм резервного копирования:</w:t>
+      </w:r>
+    </w:p>
+    <w:p/>
+    <w:p>
+      <w:r>
+        <w:t xml:space="preserve">- пользователь нажимает кнопку создания резервной копии;</w:t>
+      </w:r>
+    </w:p>
+    <w:p>
+      <w:r>
+        <w:t xml:space="preserve">- система сохраняет актуальные данные;</w:t>
+      </w:r>
+    </w:p>
+    <w:p>
+      <w:r>
+        <w:t xml:space="preserve">- формируется файл резервной копии с датой и временем;</w:t>
+      </w:r>
+    </w:p>
+    <w:p>
+      <w:r>
+        <w:t xml:space="preserve">- путь к файлу записывается в журнал аудита;</w:t>
+      </w:r>
+    </w:p>
+    <w:p>
+      <w:r>
+        <w:t xml:space="preserve">- пользователь получает сообщение о результате.</w:t>
+      </w:r>
+    </w:p>
+    <w:p/>
+    <w:p>
+      <w:r>
+        <w:t xml:space="preserve">Таким образом, алгоритмы системы построены вокруг правил учета и контроля качества. Они не только выполняют сохранение данных, но и предотвращают типовые ошибки: отрицательные объемы, превышение остатка, отгрузку заблокированной партии и работу с непроверенной продукцией.</w:t>
+      </w:r>
+    </w:p>
+    <w:p/>
+    <w:p>
+      <w:r>
+        <w:br w:type="page"/>
+      </w:r>
+    </w:p>
+    <w:p/>
+    <w:p>
+      <w:pPr>
+        <w:pStyle w:val="Heading1"/>
+      </w:pPr>
+      <w:r>
+        <w:t xml:space="preserve">2 ПРАКТИЧЕСКАЯ ЧАСТЬ</w:t>
+      </w:r>
+    </w:p>
+    <w:p/>
+    <w:p>
+      <w:pPr>
         <w:pStyle w:val="Heading2"/>
       </w:pPr>
       <w:r>
-        <w:t xml:space="preserve">1.3 Выбор программных средств и архитектуры реализации</w:t>
-      </w:r>
-    </w:p>
-    <w:p/>
-    <w:p>
-      <w:r>
-        <w:t xml:space="preserve">Для разработки программного продукта выбран язык программирования C# и платформа .NET 8. C# является современным объектно-ориентированным языком, широко применяемым для разработки настольных, серверных и корпоративных приложений. Платформа .NET 8 относится к актуальным версиям .NET и поддерживает создание WPF-приложений для Windows.</w:t>
-      </w:r>
-    </w:p>
-    <w:p/>
-    <w:p>
-      <w:r>
-        <w:t xml:space="preserve">В качестве технологии интерфейса выбрана Windows Presentation Foundation. WPF позволяет создавать настольные приложения с гибкой разметкой, привязкой данных, стилями и поддержкой шаблона MVVM. Для информационной системы, где основная работа строится вокруг форм, таблиц и команд, WPF является удобным и устойчивым решением.</w:t>
-      </w:r>
-    </w:p>
-    <w:p/>
-    <w:p>
-      <w:r>
-        <w:t xml:space="preserve">Архитектурный шаблон MVVM разделяет приложение на три части:</w:t>
-      </w:r>
-    </w:p>
-    <w:p/>
-    <w:p>
-      <w:r>
-        <w:t xml:space="preserve">- Model — доменные сущности и данные;</w:t>
-      </w:r>
-    </w:p>
-    <w:p>
-      <w:r>
-        <w:t xml:space="preserve">- View — XAML-разметка пользовательского интерфейса;</w:t>
-      </w:r>
-    </w:p>
-    <w:p>
-      <w:r>
-        <w:t xml:space="preserve">- ViewModel — состояние экранов, команды и бизнес-логика взаимодействия.</w:t>
-      </w:r>
-    </w:p>
-    <w:p/>
-    <w:p>
-      <w:r>
-        <w:t xml:space="preserve">Преимущество MVVM состоит в том, что интерфейс не содержит сложной логики. Команды создания партии, сохранения анализа или оформления отгрузки находятся во ViewModel, а экран только отображает данные и вызывает команды. Это повышает читаемость кода и упрощает дальнейшую доработку.</w:t>
-      </w:r>
-    </w:p>
-    <w:p/>
-    <w:p>
-      <w:r>
-        <w:t xml:space="preserve">Для постоянного хранения данных выбрана PostgreSQL. PostgreSQL — надежная реляционная система управления базами данных, поддерживающая транзакции, индексы, ограничения целостности, тип UUID, связи между таблицами и расширяемый SQL. Для системы учета партий важно, чтобы данные сохранялись надежно и могли обрабатываться запросами для отчетов.</w:t>
-      </w:r>
-    </w:p>
-    <w:p/>
-    <w:p>
-      <w:r>
-        <w:t xml:space="preserve">Для подключения C#-приложения к PostgreSQL используется библиотека Npgsql. Она является .NET-провайдером для PostgreSQL и позволяет выполнять SQL-команды, читать данные, передавать параметры и работать с транзакциями. В дипломном проекте Npgsql используется без тяжелого ORM-слоя, поскольку прямые SQL-запросы позволяют лучше показать структуру базы и контролировать процесс сохранения данных.</w:t>
-      </w:r>
-    </w:p>
-    <w:p/>
-    <w:p>
-      <w:r>
-        <w:t xml:space="preserve">Для резервного автономного режима используется локальное JSON-хранилище. Если PostgreSQL временно недоступен или строка подключения указана неверно, приложение не завершается аварийно, а переключается на локальный режим и показывает причину в строке состояния. Такой подход важен для сельского хозяйства, где технические условия могут быть нестабильными.</w:t>
-      </w:r>
-    </w:p>
-    <w:p/>
-    <w:p>
-      <w:r>
-        <w:t xml:space="preserve">Строка подключения хранится в файле `database.json`. Это позволяет менять адрес сервера, имя базы, пользователя и пароль без перекомпиляции приложения. Пример строки подключения:</w:t>
-      </w:r>
-    </w:p>
-    <w:p/>
-    <w:p>
-      <w:r>
-        <w:t xml:space="preserve">`Host=localhost;Port=5432;Database=moloko;Username=postgres;Password=postgres`</w:t>
-      </w:r>
-    </w:p>
-    <w:p/>
-    <w:p>
-      <w:r>
-        <w:t xml:space="preserve">Структура проекта включает следующие основные каталоги:</w:t>
-      </w:r>
-    </w:p>
-    <w:p/>
-    <w:p>
-      <w:r>
-        <w:t xml:space="preserve">- `Models` — доменные модели данных;</w:t>
-      </w:r>
-    </w:p>
-    <w:p>
-      <w:r>
-        <w:t xml:space="preserve">- `ViewModels` — модель представления главного окна;</w:t>
-      </w:r>
-    </w:p>
-    <w:p>
-      <w:r>
-        <w:t xml:space="preserve">- `Services` — сервисы хранения данных и подключения к PostgreSQL;</w:t>
-      </w:r>
-    </w:p>
-    <w:p>
-      <w:r>
-        <w:t xml:space="preserve">- `Infrastructure` — вспомогательные классы команд и преобразователей;</w:t>
-      </w:r>
-    </w:p>
-    <w:p>
-      <w:r>
-        <w:t xml:space="preserve">- `Database` — SQL-схема PostgreSQL.</w:t>
-      </w:r>
-    </w:p>
-    <w:p/>
-    <w:p>
-      <w:r>
-        <w:t xml:space="preserve">Выбранная архитектура соответствует требованиям дипломного проекта, поскольку демонстрирует проектирование информационной системы, создание базы данных, реализацию интерфейса, алгоритмы работы с данными, контроль ошибок и возможность дальнейшего развития.</w:t>
+        <w:t xml:space="preserve">2.1 Создание автоматизированной информационной системы</w:t>
+      </w:r>
+    </w:p>
+    <w:p/>
+    <w:p>
+      <w:pPr>
+        <w:pStyle w:val="Heading3"/>
+      </w:pPr>
+      <w:r>
+        <w:t xml:space="preserve">2.1.1 Определение целей и задач разработки</w:t>
+      </w:r>
+    </w:p>
+    <w:p/>
+    <w:p>
+      <w:r>
+        <w:t xml:space="preserve">Практическая часть дипломного проекта посвящена созданию программного продукта — настольной автоматизированной информационной системы учета партий молочной продукции. Система разрабатывалась для локального использования в КФХ Жукушева К.Н. и должна обеспечивать выполнение основных учетных операций без постоянного подключения к Интернету.</w:t>
+      </w:r>
+    </w:p>
+    <w:p/>
+    <w:p>
+      <w:r>
+        <w:t xml:space="preserve">Главная цель разработки — создать удобную программу, которая объединяет журналы поступления молока, лабораторного контроля, складского учета, отгрузок и отчетов. До автоматизации такие сведения обычно фиксируются в бумажных журналах или отдельных электронных файлах. Это затрудняет поиск информации, увеличивает время подготовки отчетов и создает риск несоответствия данных.</w:t>
+      </w:r>
+    </w:p>
+    <w:p/>
+    <w:p>
+      <w:r>
+        <w:t xml:space="preserve">Для реализации цели были определены практические задачи:</w:t>
+      </w:r>
+    </w:p>
+    <w:p/>
+    <w:p>
+      <w:r>
+        <w:t xml:space="preserve">- разработать доменную модель данных;</w:t>
+      </w:r>
+    </w:p>
+    <w:p>
+      <w:r>
+        <w:t xml:space="preserve">- создать структуру пользовательского интерфейса;</w:t>
+      </w:r>
+    </w:p>
+    <w:p>
+      <w:r>
+        <w:t xml:space="preserve">- реализовать команды создания партий, анализа, перемещения, списания и отгрузки;</w:t>
+      </w:r>
+    </w:p>
+    <w:p>
+      <w:r>
+        <w:t xml:space="preserve">- спроектировать SQL-схему PostgreSQL;</w:t>
+      </w:r>
+    </w:p>
+    <w:p>
+      <w:r>
+        <w:t xml:space="preserve">- реализовать подключение к базе данных;</w:t>
+      </w:r>
+    </w:p>
+    <w:p>
+      <w:r>
+        <w:t xml:space="preserve">- добавить демонстрационные данные для проверки работы;</w:t>
+      </w:r>
+    </w:p>
+    <w:p>
+      <w:r>
+        <w:t xml:space="preserve">- провести сборку и тестирование приложения.</w:t>
+      </w:r>
+    </w:p>
+    <w:p/>
+    <w:p>
+      <w:r>
+        <w:t xml:space="preserve">В результате разработки создано WPF-приложение `Moloko`, которое запускается как настольная программа Windows. Основное окно содержит вкладки: «Главная», «Поступление», «Партии», «Качество», «Склад», «Отгрузка», «Отчеты», «Справочники», «Аудит».</w:t>
+      </w:r>
+    </w:p>
+    <w:p/>
+    <w:p>
+      <w:pPr>
+        <w:pStyle w:val="Heading3"/>
+      </w:pPr>
+      <w:r>
+        <w:t xml:space="preserve">2.1.2 Разработка структуры</w:t>
+      </w:r>
+    </w:p>
+    <w:p/>
+    <w:p>
+      <w:r>
+        <w:t xml:space="preserve">Структура программы построена по принципу разделения ответственности. Основной проект содержит следующие части:</w:t>
+      </w:r>
+    </w:p>
+    <w:p/>
+    <w:p>
+      <w:r>
+        <w:t xml:space="preserve">Таблица 1 — Структура проекта</w:t>
+      </w:r>
+    </w:p>
+    <w:p/>
+    <w:tbl>
+      <w:tblPr>
+        <w:tblW w:w="0" w:type="auto"/>
+        <w:tblBorders>
+          <w:top w:val="single" w:sz="4" w:space="0" w:color="808080"/>
+          <w:left w:val="single" w:sz="4" w:space="0" w:color="808080"/>
+          <w:bottom w:val="single" w:sz="4" w:space="0" w:color="808080"/>
+          <w:right w:val="single" w:sz="4" w:space="0" w:color="808080"/>
+          <w:insideH w:val="single" w:sz="4" w:space="0" w:color="808080"/>
+          <w:insideV w:val="single" w:sz="4" w:space="0" w:color="808080"/>
+        </w:tblBorders>
+      </w:tblPr>
+      <w:tr>
+        <w:tc>
+          <w:tcPr>
+            <w:tcW w:w="2400" w:type="dxa"/>
+          </w:tcPr>
+          <w:p>
+            <w:pPr>
+              <w:pStyle w:val="TableText"/>
+            </w:pPr>
+            <w:r>
+              <w:t xml:space="preserve">Каталог</w:t>
+            </w:r>
+          </w:p>
+        </w:tc>
+        <w:tc>
+          <w:tcPr>
+            <w:tcW w:w="2400" w:type="dxa"/>
+          </w:tcPr>
+          <w:p>
+            <w:pPr>
+              <w:pStyle w:val="TableText"/>
+            </w:pPr>
+            <w:r>
+              <w:t xml:space="preserve">Назначение</w:t>
+            </w:r>
+          </w:p>
+        </w:tc>
+      </w:tr>
+      <w:tr>
+        <w:tc>
+          <w:tcPr>
+            <w:tcW w:w="2400" w:type="dxa"/>
+          </w:tcPr>
+          <w:p>
+            <w:pPr>
+              <w:pStyle w:val="TableText"/>
+            </w:pPr>
+            <w:r>
+              <w:t xml:space="preserve">Models</w:t>
+            </w:r>
+          </w:p>
+        </w:tc>
+        <w:tc>
+          <w:tcPr>
+            <w:tcW w:w="2400" w:type="dxa"/>
+          </w:tcPr>
+          <w:p>
+            <w:pPr>
+              <w:pStyle w:val="TableText"/>
+            </w:pPr>
+            <w:r>
+              <w:t xml:space="preserve">Классы сущностей: пользователи, партии, анализы, емкости, отгрузки</w:t>
+            </w:r>
+          </w:p>
+        </w:tc>
+      </w:tr>
+      <w:tr>
+        <w:tc>
+          <w:tcPr>
+            <w:tcW w:w="2400" w:type="dxa"/>
+          </w:tcPr>
+          <w:p>
+            <w:pPr>
+              <w:pStyle w:val="TableText"/>
+            </w:pPr>
+            <w:r>
+              <w:t xml:space="preserve">ViewModels</w:t>
+            </w:r>
+          </w:p>
+        </w:tc>
+        <w:tc>
+          <w:tcPr>
+            <w:tcW w:w="2400" w:type="dxa"/>
+          </w:tcPr>
+          <w:p>
+            <w:pPr>
+              <w:pStyle w:val="TableText"/>
+            </w:pPr>
+            <w:r>
+              <w:t xml:space="preserve">Логика экранов, команды пользователя, расчет показателей</w:t>
+            </w:r>
+          </w:p>
+        </w:tc>
+      </w:tr>
+      <w:tr>
+        <w:tc>
+          <w:tcPr>
+            <w:tcW w:w="2400" w:type="dxa"/>
+          </w:tcPr>
+          <w:p>
+            <w:pPr>
+              <w:pStyle w:val="TableText"/>
+            </w:pPr>
+            <w:r>
+              <w:t xml:space="preserve">Services</w:t>
+            </w:r>
+          </w:p>
+        </w:tc>
+        <w:tc>
+          <w:tcPr>
+            <w:tcW w:w="2400" w:type="dxa"/>
+          </w:tcPr>
+          <w:p>
+            <w:pPr>
+              <w:pStyle w:val="TableText"/>
+            </w:pPr>
+            <w:r>
+              <w:t xml:space="preserve">Хранилища данных, подключение к PostgreSQL, резервное копирование</w:t>
+            </w:r>
+          </w:p>
+        </w:tc>
+      </w:tr>
+      <w:tr>
+        <w:tc>
+          <w:tcPr>
+            <w:tcW w:w="2400" w:type="dxa"/>
+          </w:tcPr>
+          <w:p>
+            <w:pPr>
+              <w:pStyle w:val="TableText"/>
+            </w:pPr>
+            <w:r>
+              <w:t xml:space="preserve">Infrastructure</w:t>
+            </w:r>
+          </w:p>
+        </w:tc>
+        <w:tc>
+          <w:tcPr>
+            <w:tcW w:w="2400" w:type="dxa"/>
+          </w:tcPr>
+          <w:p>
+            <w:pPr>
+              <w:pStyle w:val="TableText"/>
+            </w:pPr>
+            <w:r>
+              <w:t xml:space="preserve">Команды, уведомления об изменениях, преобразователи текста</w:t>
+            </w:r>
+          </w:p>
+        </w:tc>
+      </w:tr>
+      <w:tr>
+        <w:tc>
+          <w:tcPr>
+            <w:tcW w:w="2400" w:type="dxa"/>
+          </w:tcPr>
+          <w:p>
+            <w:pPr>
+              <w:pStyle w:val="TableText"/>
+            </w:pPr>
+            <w:r>
+              <w:t xml:space="preserve">Database</w:t>
+            </w:r>
+          </w:p>
+        </w:tc>
+        <w:tc>
+          <w:tcPr>
+            <w:tcW w:w="2400" w:type="dxa"/>
+          </w:tcPr>
+          <w:p>
+            <w:pPr>
+              <w:pStyle w:val="TableText"/>
+            </w:pPr>
+            <w:r>
+              <w:t xml:space="preserve">SQL-скрипт создания таблиц PostgreSQL</w:t>
+            </w:r>
+          </w:p>
+        </w:tc>
+      </w:tr>
+    </w:tbl>
+    <w:p/>
+    <w:p>
+      <w:r>
+        <w:t xml:space="preserve">Главная ViewModel загружает данные из хранилища, формирует коллекции для отображения в таблицах и предоставляет команды для пользовательских действий. Для привязки данных используется `ObservableCollection`, благодаря чему изменения автоматически отображаются в интерфейсе.</w:t>
+      </w:r>
+    </w:p>
+    <w:p/>
+    <w:p>
+      <w:r>
+        <w:t xml:space="preserve">Доменные модели описывают основные объекты предметной области:</w:t>
+      </w:r>
+    </w:p>
+    <w:p/>
+    <w:p>
+      <w:r>
+        <w:t xml:space="preserve">- `UserAccount` — пользователь системы;</w:t>
+      </w:r>
+    </w:p>
+    <w:p>
+      <w:r>
+        <w:t xml:space="preserve">- `AnimalGroup` — животноводческая группа;</w:t>
+      </w:r>
+    </w:p>
+    <w:p>
+      <w:r>
+        <w:t xml:space="preserve">- `ProductType` — тип продукции и срок годности;</w:t>
+      </w:r>
+    </w:p>
+    <w:p>
+      <w:r>
+        <w:t xml:space="preserve">- `StorageTank` — емкость хранения;</w:t>
+      </w:r>
+    </w:p>
+    <w:p>
+      <w:r>
+        <w:t xml:space="preserve">- `Customer` — покупатель;</w:t>
+      </w:r>
+    </w:p>
+    <w:p>
+      <w:r>
+        <w:t xml:space="preserve">- `Vehicle` — транспорт;</w:t>
+      </w:r>
+    </w:p>
+    <w:p>
+      <w:r>
+        <w:t xml:space="preserve">- `MilkYield` — надой;</w:t>
+      </w:r>
+    </w:p>
+    <w:p>
+      <w:r>
+        <w:t xml:space="preserve">- `Batch` — производственная партия;</w:t>
+      </w:r>
+    </w:p>
+    <w:p>
+      <w:r>
+        <w:t xml:space="preserve">- `BatchQualityTest` — результат лабораторного контроля;</w:t>
+      </w:r>
+    </w:p>
+    <w:p>
+      <w:r>
+        <w:t xml:space="preserve">- `StockMovement` — складское движение;</w:t>
+      </w:r>
+    </w:p>
+    <w:p>
+      <w:r>
+        <w:t xml:space="preserve">- `Shipment` — отгрузка;</w:t>
+      </w:r>
+    </w:p>
+    <w:p>
+      <w:r>
+        <w:t xml:space="preserve">- `ShipmentItem` — строка отгрузки;</w:t>
+      </w:r>
+    </w:p>
+    <w:p>
+      <w:r>
+        <w:t xml:space="preserve">- `AuditEntry` — запись журнала действий.</w:t>
+      </w:r>
+    </w:p>
+    <w:p/>
+    <w:p>
+      <w:r>
+        <w:t xml:space="preserve">Для статусов и типов операций применяются перечисления. Это уменьшает количество ошибок при работе со статусами и делает код более понятным. Например, статус партии хранится как `BatchStatus`, а тип складского движения как `StockOperationType`.</w:t>
+      </w:r>
+    </w:p>
+    <w:p/>
+    <w:p>
+      <w:r>
+        <w:t xml:space="preserve">Пользовательский интерфейс построен так, чтобы основные сценарии были доступны с первого экрана. На главной панели отображаются показатели: общий остаток, количество партий, партии на анализе, заблокированные партии, просроченные партии и отгрузки за день. Это позволяет руководителю быстро оценить состояние производства.</w:t>
+      </w:r>
+    </w:p>
+    <w:p/>
+    <w:p>
+      <w:r>
+        <w:t xml:space="preserve">Вкладка «Поступление» предназначена для регистрации надоя и создания партии. Вкладка «Качество» позволяет лаборанту внести показатели анализа. Вкладка «Склад» используется для перемещения и списания. Вкладка «Отгрузка» оформляет передачу продукции покупателю. Вкладка «Отчеты» формирует сводную информацию и CSV-выгрузку.</w:t>
+      </w:r>
+    </w:p>
+    <w:p/>
+    <w:p>
+      <w:pPr>
+        <w:pStyle w:val="Heading3"/>
+      </w:pPr>
+      <w:r>
+        <w:t xml:space="preserve">2.1.3 Разработка содержания и проектирование базы данных</w:t>
+      </w:r>
+    </w:p>
+    <w:p/>
+    <w:p>
+      <w:r>
+        <w:t xml:space="preserve">База данных разработана в PostgreSQL. В ней предусмотрены таблицы, соответствующие основным сущностям системы. Структура базы хранится в файле `Moloko/Database/postgresql_schema.sql`. При запуске приложение проверяет наличие схемы и создает отсутствующие таблицы.</w:t>
+      </w:r>
+    </w:p>
+    <w:p/>
+    <w:p>
+      <w:r>
+        <w:t xml:space="preserve">Основные таблицы базы данных:</w:t>
+      </w:r>
+    </w:p>
+    <w:p/>
+    <w:p>
+      <w:r>
+        <w:t xml:space="preserve">- `roles`;</w:t>
+      </w:r>
+    </w:p>
+    <w:p>
+      <w:r>
+        <w:t xml:space="preserve">- `users`;</w:t>
+      </w:r>
+    </w:p>
+    <w:p>
+      <w:r>
+        <w:t xml:space="preserve">- `animal_groups`;</w:t>
+      </w:r>
+    </w:p>
+    <w:p>
+      <w:r>
+        <w:t xml:space="preserve">- `product_types`;</w:t>
+      </w:r>
+    </w:p>
+    <w:p>
+      <w:r>
+        <w:t xml:space="preserve">- `storage_tanks`;</w:t>
+      </w:r>
+    </w:p>
+    <w:p>
+      <w:r>
+        <w:t xml:space="preserve">- `customers`;</w:t>
+      </w:r>
+    </w:p>
+    <w:p>
+      <w:r>
+        <w:t xml:space="preserve">- `vehicles`;</w:t>
+      </w:r>
+    </w:p>
+    <w:p>
+      <w:r>
+        <w:t xml:space="preserve">- `milk_yields`;</w:t>
+      </w:r>
+    </w:p>
+    <w:p>
+      <w:r>
+        <w:t xml:space="preserve">- `batches`;</w:t>
+      </w:r>
+    </w:p>
+    <w:p>
+      <w:r>
+        <w:t xml:space="preserve">- `batch_quality_tests`;</w:t>
+      </w:r>
+    </w:p>
+    <w:p>
+      <w:r>
+        <w:t xml:space="preserve">- `quality_norms`;</w:t>
+      </w:r>
+    </w:p>
+    <w:p>
+      <w:r>
+        <w:t xml:space="preserve">- `stock_movements`;</w:t>
+      </w:r>
+    </w:p>
+    <w:p>
+      <w:r>
+        <w:t xml:space="preserve">- `shipments`;</w:t>
+      </w:r>
+    </w:p>
+    <w:p>
+      <w:r>
+        <w:t xml:space="preserve">- `shipment_items`;</w:t>
+      </w:r>
+    </w:p>
+    <w:p>
+      <w:r>
+        <w:t xml:space="preserve">- `documents`;</w:t>
+      </w:r>
+    </w:p>
+    <w:p>
+      <w:r>
+        <w:t xml:space="preserve">- `audit_log`.</w:t>
+      </w:r>
+    </w:p>
+    <w:p/>
+    <w:p>
+      <w:r>
+        <w:t xml:space="preserve">Таблица `batches` является центральной. Она содержит номер партии, дату создания, описание источника, объем, массу, остаток, статус, емкость хранения, тип продукции, срок годности и ответственного пользователя.</w:t>
+      </w:r>
+    </w:p>
+    <w:p/>
+    <w:p>
+      <w:r>
+        <w:t xml:space="preserve">Таблица `batch_quality_tests` связана с `batches` по `batch_id` и хранит результаты лабораторного контроля. Такая связь позволяет хранить несколько анализов по одной партии, если требуется повторная проверка.</w:t>
+      </w:r>
+    </w:p>
+    <w:p/>
+    <w:p>
+      <w:r>
+        <w:t xml:space="preserve">Таблица `stock_movements` хранит все складские операции. Вместо того чтобы просто изменять остаток без истории, система фиксирует каждое поступление, перемещение, списание и отгрузку. Это важно для последующего анализа и восстановления движения продукции.</w:t>
+      </w:r>
+    </w:p>
+    <w:p/>
+    <w:p>
+      <w:r>
+        <w:t xml:space="preserve">Таблицы `shipments` и `shipment_items` разделяют общую информацию об отгрузке и конкретные партии в отгрузке. Такой подход позволяет в будущем оформлять одну накладную на несколько партий.</w:t>
+      </w:r>
+    </w:p>
+    <w:p/>
+    <w:p>
+      <w:r>
+        <w:t xml:space="preserve">Для ускорения поиска созданы индексы по статусу партии, дате создания, сроку годности, идентификатору партии в анализах и движениях, а также по дате отгрузки. Это важно с учетом требования работы с базой до 100 000 партий.</w:t>
+      </w:r>
+    </w:p>
+    <w:p/>
+    <w:p>
+      <w:r>
+        <w:t xml:space="preserve">Фрагмент SQL-описания таблицы партий:</w:t>
+      </w:r>
+    </w:p>
+    <w:p/>
+    <w:p>
+      <w:pPr>
+        <w:pStyle w:val="Code"/>
+      </w:pPr>
+      <w:r>
+        <w:rPr>
+          <w:rFonts w:ascii="Consolas" w:hAnsi="Consolas" w:cs="Consolas"/>
+          <w:sz w:val="20"/>
+        </w:rPr>
+        <w:t xml:space="preserve">create table if not exists batches (</w:t>
+      </w:r>
+    </w:p>
+    <w:p>
+      <w:pPr>
+        <w:pStyle w:val="Code"/>
+      </w:pPr>
+      <w:r>
+        <w:rPr>
+          <w:rFonts w:ascii="Consolas" w:hAnsi="Consolas" w:cs="Consolas"/>
+          <w:sz w:val="20"/>
+        </w:rPr>
+        <w:t xml:space="preserve">    id uuid primary key,</w:t>
+      </w:r>
+    </w:p>
+    <w:p>
+      <w:pPr>
+        <w:pStyle w:val="Code"/>
+      </w:pPr>
+      <w:r>
+        <w:rPr>
+          <w:rFonts w:ascii="Consolas" w:hAnsi="Consolas" w:cs="Consolas"/>
+          <w:sz w:val="20"/>
+        </w:rPr>
+        <w:t xml:space="preserve">    batch_number text not null unique,</w:t>
+      </w:r>
+    </w:p>
+    <w:p>
+      <w:pPr>
+        <w:pStyle w:val="Code"/>
+      </w:pPr>
+      <w:r>
+        <w:rPr>
+          <w:rFonts w:ascii="Consolas" w:hAnsi="Consolas" w:cs="Consolas"/>
+          <w:sz w:val="20"/>
+        </w:rPr>
+        <w:t xml:space="preserve">    created_at timestamptz not null,</w:t>
+      </w:r>
+    </w:p>
+    <w:p>
+      <w:pPr>
+        <w:pStyle w:val="Code"/>
+      </w:pPr>
+      <w:r>
+        <w:rPr>
+          <w:rFonts w:ascii="Consolas" w:hAnsi="Consolas" w:cs="Consolas"/>
+          <w:sz w:val="20"/>
+        </w:rPr>
+        <w:t xml:space="preserve">    source_description text not null,</w:t>
+      </w:r>
+    </w:p>
+    <w:p>
+      <w:pPr>
+        <w:pStyle w:val="Code"/>
+      </w:pPr>
+      <w:r>
+        <w:rPr>
+          <w:rFonts w:ascii="Consolas" w:hAnsi="Consolas" w:cs="Consolas"/>
+          <w:sz w:val="20"/>
+        </w:rPr>
+        <w:t xml:space="preserve">    volume_liters numeric(12, 3) not null check (volume_liters &gt; 0),</w:t>
+      </w:r>
+    </w:p>
+    <w:p>
+      <w:pPr>
+        <w:pStyle w:val="Code"/>
+      </w:pPr>
+      <w:r>
+        <w:rPr>
+          <w:rFonts w:ascii="Consolas" w:hAnsi="Consolas" w:cs="Consolas"/>
+          <w:sz w:val="20"/>
+        </w:rPr>
+        <w:t xml:space="preserve">    weight_kg numeric(12, 3) not null check (weight_kg &gt; 0),</w:t>
+      </w:r>
+    </w:p>
+    <w:p>
+      <w:pPr>
+        <w:pStyle w:val="Code"/>
+      </w:pPr>
+      <w:r>
+        <w:rPr>
+          <w:rFonts w:ascii="Consolas" w:hAnsi="Consolas" w:cs="Consolas"/>
+          <w:sz w:val="20"/>
+        </w:rPr>
+        <w:t xml:space="preserve">    remaining_liters numeric(12, 3) not null check (remaining_liters &gt;= 0),</w:t>
+      </w:r>
+    </w:p>
+    <w:p>
+      <w:pPr>
+        <w:pStyle w:val="Code"/>
+      </w:pPr>
+      <w:r>
+        <w:rPr>
+          <w:rFonts w:ascii="Consolas" w:hAnsi="Consolas" w:cs="Consolas"/>
+          <w:sz w:val="20"/>
+        </w:rPr>
+        <w:t xml:space="preserve">    status text not null,</w:t>
+      </w:r>
+    </w:p>
+    <w:p>
+      <w:pPr>
+        <w:pStyle w:val="Code"/>
+      </w:pPr>
+      <w:r>
+        <w:rPr>
+          <w:rFonts w:ascii="Consolas" w:hAnsi="Consolas" w:cs="Consolas"/>
+          <w:sz w:val="20"/>
+        </w:rPr>
+        <w:t xml:space="preserve">    storage_tank_id uuid references storage_tanks(id),</w:t>
+      </w:r>
+    </w:p>
+    <w:p>
+      <w:pPr>
+        <w:pStyle w:val="Code"/>
+      </w:pPr>
+      <w:r>
+        <w:rPr>
+          <w:rFonts w:ascii="Consolas" w:hAnsi="Consolas" w:cs="Consolas"/>
+          <w:sz w:val="20"/>
+        </w:rPr>
+        <w:t xml:space="preserve">    product_type_id uuid references product_types(id),</w:t>
+      </w:r>
+    </w:p>
+    <w:p>
+      <w:pPr>
+        <w:pStyle w:val="Code"/>
+      </w:pPr>
+      <w:r>
+        <w:rPr>
+          <w:rFonts w:ascii="Consolas" w:hAnsi="Consolas" w:cs="Consolas"/>
+          <w:sz w:val="20"/>
+        </w:rPr>
+        <w:t xml:space="preserve">    expiration_date timestamptz not null,</w:t>
+      </w:r>
+    </w:p>
+    <w:p>
+      <w:pPr>
+        <w:pStyle w:val="Code"/>
+      </w:pPr>
+      <w:r>
+        <w:rPr>
+          <w:rFonts w:ascii="Consolas" w:hAnsi="Consolas" w:cs="Consolas"/>
+          <w:sz w:val="20"/>
+        </w:rPr>
+        <w:t xml:space="preserve">    created_by text not null</w:t>
+      </w:r>
+    </w:p>
+    <w:p>
+      <w:pPr>
+        <w:pStyle w:val="Code"/>
+      </w:pPr>
+      <w:r>
+        <w:rPr>
+          <w:rFonts w:ascii="Consolas" w:hAnsi="Consolas" w:cs="Consolas"/>
+          <w:sz w:val="20"/>
+        </w:rPr>
+        <w:t xml:space="preserve">);</w:t>
+      </w:r>
+    </w:p>
+    <w:p/>
+    <w:p>
+      <w:r>
+        <w:t xml:space="preserve">Использование ограничений `check` позволяет дополнительно защитить базу от некорректных значений. Даже если ошибка произойдет в приложении, база не позволит сохранить отрицательный объем или массу.</w:t>
+      </w:r>
+    </w:p>
+    <w:p/>
+    <w:p>
+      <w:r>
+        <w:t xml:space="preserve">В качестве первичных ключей применяются UUID. Это удобно для настольного приложения, так как идентификаторы можно создавать на стороне программы до сохранения в базу. Такой подход также упрощает возможную будущую синхронизацию с другими системами.</w:t>
       </w:r>
     </w:p>
     <w:p/>
@@ -896,227 +1866,270 @@
         <w:pStyle w:val="Heading2"/>
       </w:pPr>
       <w:r>
-        <w:t xml:space="preserve">1.4 Алгоритмы работы автоматизированной информационной системы</w:t>
-      </w:r>
-    </w:p>
-    <w:p/>
-    <w:p>
-      <w:r>
-        <w:t xml:space="preserve">Основные алгоритмы системы связаны с созданием партии, проведением лабораторного контроля, выполнением складской операции и оформлением отгрузки.</w:t>
-      </w:r>
-    </w:p>
-    <w:p/>
-    <w:p>
-      <w:r>
-        <w:t xml:space="preserve">Алгоритм создания партии:</w:t>
-      </w:r>
-    </w:p>
-    <w:p/>
-    <w:p>
-      <w:r>
-        <w:t xml:space="preserve">- пользователь выбирает группу животных, тип продукции и емкость хранения;</w:t>
-      </w:r>
-    </w:p>
-    <w:p>
-      <w:r>
-        <w:t xml:space="preserve">- вводит объем, массу и температуру приемки;</w:t>
-      </w:r>
-    </w:p>
-    <w:p>
-      <w:r>
-        <w:t xml:space="preserve">- система проверяет, что объем и масса являются положительными значениями;</w:t>
-      </w:r>
-    </w:p>
-    <w:p>
-      <w:r>
-        <w:t xml:space="preserve">- формируется уникальный номер партии по текущей дате и порядковому номеру;</w:t>
-      </w:r>
-    </w:p>
-    <w:p>
-      <w:r>
-        <w:t xml:space="preserve">- создается запись надоя и запись партии;</w:t>
-      </w:r>
-    </w:p>
-    <w:p>
-      <w:r>
-        <w:t xml:space="preserve">- партия получает статус «на анализе»;</w:t>
-      </w:r>
-    </w:p>
-    <w:p>
-      <w:r>
-        <w:t xml:space="preserve">- создается складское движение типа «поступление»;</w:t>
-      </w:r>
-    </w:p>
-    <w:p>
-      <w:r>
-        <w:t xml:space="preserve">- действие записывается в журнал аудита;</w:t>
-      </w:r>
-    </w:p>
-    <w:p>
-      <w:r>
-        <w:t xml:space="preserve">- данные сохраняются в хранилище.</w:t>
-      </w:r>
-    </w:p>
-    <w:p/>
-    <w:p>
-      <w:r>
-        <w:t xml:space="preserve">Алгоритм контроля качества:</w:t>
-      </w:r>
-    </w:p>
-    <w:p/>
-    <w:p>
-      <w:r>
-        <w:t xml:space="preserve">- пользователь выбирает партию;</w:t>
-      </w:r>
-    </w:p>
-    <w:p>
-      <w:r>
-        <w:t xml:space="preserve">- вводит жирность, белок, кислотность, плотность, температуру и признак посторонних примесей;</w:t>
-      </w:r>
-    </w:p>
-    <w:p>
-      <w:r>
-        <w:t xml:space="preserve">- система проверяет положительность числовых показателей;</w:t>
-      </w:r>
-    </w:p>
-    <w:p>
-      <w:r>
-        <w:t xml:space="preserve">- значения сравниваются с установленными нормами;</w:t>
-      </w:r>
-    </w:p>
-    <w:p>
-      <w:r>
-        <w:t xml:space="preserve">- при отсутствии отклонений формируется заключение «годна»;</w:t>
-      </w:r>
-    </w:p>
-    <w:p>
-      <w:r>
-        <w:t xml:space="preserve">- при мягких отклонениях формируется заключение «условно годна»;</w:t>
-      </w:r>
-    </w:p>
-    <w:p>
-      <w:r>
-        <w:t xml:space="preserve">- при критических отклонениях формируется заключение «заблокирована»;</w:t>
-      </w:r>
-    </w:p>
-    <w:p>
-      <w:r>
-        <w:t xml:space="preserve">- статус партии обновляется;</w:t>
-      </w:r>
-    </w:p>
-    <w:p>
-      <w:r>
-        <w:t xml:space="preserve">- результат сохраняется в журнал лабораторного контроля.</w:t>
-      </w:r>
-    </w:p>
-    <w:p/>
-    <w:p>
-      <w:r>
-        <w:t xml:space="preserve">Алгоритм отгрузки:</w:t>
-      </w:r>
-    </w:p>
-    <w:p/>
-    <w:p>
-      <w:r>
-        <w:t xml:space="preserve">- пользователь выбирает партию, покупателя и транспорт;</w:t>
-      </w:r>
-    </w:p>
-    <w:p>
-      <w:r>
-        <w:t xml:space="preserve">- вводит объем отгрузки и температуру;</w:t>
-      </w:r>
-    </w:p>
-    <w:p>
-      <w:r>
-        <w:t xml:space="preserve">- система проверяет, что партия не заблокирована и не списана;</w:t>
-      </w:r>
-    </w:p>
-    <w:p>
-      <w:r>
-        <w:t xml:space="preserve">- система проверяет, что партия допущена лабораторией;</w:t>
-      </w:r>
-    </w:p>
-    <w:p>
-      <w:r>
-        <w:t xml:space="preserve">- система проверяет, что объем отгрузки не превышает остаток;</w:t>
-      </w:r>
-    </w:p>
-    <w:p>
-      <w:r>
-        <w:t xml:space="preserve">- создается отгрузка и позиция отгрузки;</w:t>
-      </w:r>
-    </w:p>
-    <w:p>
-      <w:r>
-        <w:t xml:space="preserve">- остаток партии уменьшается;</w:t>
-      </w:r>
-    </w:p>
-    <w:p>
-      <w:r>
-        <w:t xml:space="preserve">- статус партии становится «частично отгружена» или «полностью отгружена»;</w:t>
-      </w:r>
-    </w:p>
-    <w:p>
-      <w:r>
-        <w:t xml:space="preserve">- создается складское движение типа «отгрузка»;</w:t>
-      </w:r>
-    </w:p>
-    <w:p>
-      <w:r>
-        <w:t xml:space="preserve">- данные сохраняются.</w:t>
-      </w:r>
-    </w:p>
-    <w:p/>
-    <w:p>
-      <w:r>
-        <w:t xml:space="preserve">Алгоритм резервного копирования:</w:t>
-      </w:r>
-    </w:p>
-    <w:p/>
-    <w:p>
-      <w:r>
-        <w:t xml:space="preserve">- пользователь нажимает кнопку создания резервной копии;</w:t>
-      </w:r>
-    </w:p>
-    <w:p>
-      <w:r>
-        <w:t xml:space="preserve">- система сохраняет актуальные данные;</w:t>
-      </w:r>
-    </w:p>
-    <w:p>
-      <w:r>
-        <w:t xml:space="preserve">- формируется файл резервной копии с датой и временем;</w:t>
-      </w:r>
-    </w:p>
-    <w:p>
-      <w:r>
-        <w:t xml:space="preserve">- путь к файлу записывается в журнал аудита;</w:t>
-      </w:r>
-    </w:p>
-    <w:p>
-      <w:r>
-        <w:t xml:space="preserve">- пользователь получает сообщение о результате.</w:t>
-      </w:r>
-    </w:p>
-    <w:p/>
-    <w:p>
-      <w:r>
-        <w:t xml:space="preserve">Таким образом, алгоритмы системы построены вокруг правил учета и контроля качества. Они не только выполняют сохранение данных, но и предотвращают типовые ошибки: отрицательные объемы, превышение остатка, отгрузку заблокированной партии и работу с непроверенной продукцией.</w:t>
-      </w:r>
-    </w:p>
-    <w:p/>
-    <w:p>
-      <w:r>
-        <w:br w:type="page"/>
-      </w:r>
-    </w:p>
-    <w:p/>
-    <w:p>
-      <w:pPr>
-        <w:pStyle w:val="Heading1"/>
-      </w:pPr>
-      <w:r>
-        <w:t xml:space="preserve">2 ПРАКТИЧЕСКАЯ ЧАСТЬ</w:t>
+        <w:t xml:space="preserve">2.2 Реализация на компьютере</w:t>
+      </w:r>
+    </w:p>
+    <w:p/>
+    <w:p>
+      <w:r>
+        <w:t xml:space="preserve">Реализация выполнена в среде JetBrains Rider. Проект создан на платформе .NET 8 с включенной поддержкой WPF. Основной файл проекта `Moloko.csproj` содержит ссылку на пакет `Npgsql`, который используется для работы с PostgreSQL.</w:t>
+      </w:r>
+    </w:p>
+    <w:p/>
+    <w:p>
+      <w:r>
+        <w:t xml:space="preserve">Главное окно приложения описано в файле `MainWindow.xaml`. В нем создана структура вкладок и таблиц. Для отображения данных применяются элементы `DataGrid`, `TextBox`, `ComboBox`, `Button`, `CheckBox`, `TabControl`, `Border`, `StackPanel` и `Grid`.</w:t>
+      </w:r>
+    </w:p>
+    <w:p/>
+    <w:p>
+      <w:r>
+        <w:t xml:space="preserve">Код окна минимален: он только инициализирует компонент и назначает `DataContext`:</w:t>
+      </w:r>
+    </w:p>
+    <w:p/>
+    <w:p>
+      <w:pPr>
+        <w:pStyle w:val="Code"/>
+      </w:pPr>
+      <w:r>
+        <w:rPr>
+          <w:rFonts w:ascii="Consolas" w:hAnsi="Consolas" w:cs="Consolas"/>
+          <w:sz w:val="20"/>
+        </w:rPr>
+        <w:t xml:space="preserve">public partial class MainWindow : Window</w:t>
+      </w:r>
+    </w:p>
+    <w:p>
+      <w:pPr>
+        <w:pStyle w:val="Code"/>
+      </w:pPr>
+      <w:r>
+        <w:rPr>
+          <w:rFonts w:ascii="Consolas" w:hAnsi="Consolas" w:cs="Consolas"/>
+          <w:sz w:val="20"/>
+        </w:rPr>
+        <w:t xml:space="preserve">{</w:t>
+      </w:r>
+    </w:p>
+    <w:p>
+      <w:pPr>
+        <w:pStyle w:val="Code"/>
+      </w:pPr>
+      <w:r>
+        <w:rPr>
+          <w:rFonts w:ascii="Consolas" w:hAnsi="Consolas" w:cs="Consolas"/>
+          <w:sz w:val="20"/>
+        </w:rPr>
+        <w:t xml:space="preserve">    public MainWindow()</w:t>
+      </w:r>
+    </w:p>
+    <w:p>
+      <w:pPr>
+        <w:pStyle w:val="Code"/>
+      </w:pPr>
+      <w:r>
+        <w:rPr>
+          <w:rFonts w:ascii="Consolas" w:hAnsi="Consolas" w:cs="Consolas"/>
+          <w:sz w:val="20"/>
+        </w:rPr>
+        <w:t xml:space="preserve">    {</w:t>
+      </w:r>
+    </w:p>
+    <w:p>
+      <w:pPr>
+        <w:pStyle w:val="Code"/>
+      </w:pPr>
+      <w:r>
+        <w:rPr>
+          <w:rFonts w:ascii="Consolas" w:hAnsi="Consolas" w:cs="Consolas"/>
+          <w:sz w:val="20"/>
+        </w:rPr>
+        <w:t xml:space="preserve">        InitializeComponent();</w:t>
+      </w:r>
+    </w:p>
+    <w:p>
+      <w:pPr>
+        <w:pStyle w:val="Code"/>
+      </w:pPr>
+      <w:r>
+        <w:rPr>
+          <w:rFonts w:ascii="Consolas" w:hAnsi="Consolas" w:cs="Consolas"/>
+          <w:sz w:val="20"/>
+        </w:rPr>
+        <w:t xml:space="preserve">        DataContext = new MainViewModel();</w:t>
+      </w:r>
+    </w:p>
+    <w:p>
+      <w:pPr>
+        <w:pStyle w:val="Code"/>
+      </w:pPr>
+      <w:r>
+        <w:rPr>
+          <w:rFonts w:ascii="Consolas" w:hAnsi="Consolas" w:cs="Consolas"/>
+          <w:sz w:val="20"/>
+        </w:rPr>
+        <w:t xml:space="preserve">    }</w:t>
+      </w:r>
+    </w:p>
+    <w:p>
+      <w:pPr>
+        <w:pStyle w:val="Code"/>
+      </w:pPr>
+      <w:r>
+        <w:rPr>
+          <w:rFonts w:ascii="Consolas" w:hAnsi="Consolas" w:cs="Consolas"/>
+          <w:sz w:val="20"/>
+        </w:rPr>
+        <w:t xml:space="preserve">}</w:t>
+      </w:r>
+    </w:p>
+    <w:p/>
+    <w:p>
+      <w:r>
+        <w:t xml:space="preserve">Основная логика находится в `MainViewModel`. Такой подход соответствует шаблону MVVM. В ViewModel реализованы команды:</w:t>
+      </w:r>
+    </w:p>
+    <w:p/>
+    <w:p>
+      <w:r>
+        <w:t xml:space="preserve">- `CreateBatchCommand`;</w:t>
+      </w:r>
+    </w:p>
+    <w:p>
+      <w:r>
+        <w:t xml:space="preserve">- `SaveQualityCommand`;</w:t>
+      </w:r>
+    </w:p>
+    <w:p>
+      <w:r>
+        <w:t xml:space="preserve">- `TransferCommand`;</w:t>
+      </w:r>
+    </w:p>
+    <w:p>
+      <w:r>
+        <w:t xml:space="preserve">- `WriteOffCommand`;</w:t>
+      </w:r>
+    </w:p>
+    <w:p>
+      <w:r>
+        <w:t xml:space="preserve">- `CreateShipmentCommand`;</w:t>
+      </w:r>
+    </w:p>
+    <w:p>
+      <w:r>
+        <w:t xml:space="preserve">- `ExportCsvCommand`;</w:t>
+      </w:r>
+    </w:p>
+    <w:p>
+      <w:r>
+        <w:t xml:space="preserve">- `BackupCommand`;</w:t>
+      </w:r>
+    </w:p>
+    <w:p>
+      <w:r>
+        <w:t xml:space="preserve">- `AddDirectoryCommand`;</w:t>
+      </w:r>
+    </w:p>
+    <w:p>
+      <w:r>
+        <w:t xml:space="preserve">- `FillDemoDataCommand`;</w:t>
+      </w:r>
+    </w:p>
+    <w:p>
+      <w:r>
+        <w:t xml:space="preserve">- `GenerateReportCommand`.</w:t>
+      </w:r>
+    </w:p>
+    <w:p/>
+    <w:p>
+      <w:r>
+        <w:t xml:space="preserve">Команда создания партии проверяет объем и массу, создает объект `Batch`, создает объект `MilkYield`, добавляет складское движение и записывает действие в журнал аудита. После этого данные сохраняются в PostgreSQL.</w:t>
+      </w:r>
+    </w:p>
+    <w:p/>
+    <w:p>
+      <w:r>
+        <w:t xml:space="preserve">Команда сохранения качества рассчитывает заключение по нормам. В текущей версии используются следующие базовые нормы: минимальная жирность 2,8%, минимальный белок 2,8%, максимальная кислотность 21, минимальная плотность 1027, максимальная температура 10 °C. При критических отклонениях партия блокируется.</w:t>
+      </w:r>
+    </w:p>
+    <w:p/>
+    <w:p>
+      <w:r>
+        <w:t xml:space="preserve">Команда отгрузки содержит важные проверки:</w:t>
+      </w:r>
+    </w:p>
+    <w:p/>
+    <w:p>
+      <w:r>
+        <w:t xml:space="preserve">- партия не должна быть заблокирована;</w:t>
+      </w:r>
+    </w:p>
+    <w:p>
+      <w:r>
+        <w:t xml:space="preserve">- партия не должна быть списана;</w:t>
+      </w:r>
+    </w:p>
+    <w:p>
+      <w:r>
+        <w:t xml:space="preserve">- партия должна быть допущена лабораторией;</w:t>
+      </w:r>
+    </w:p>
+    <w:p>
+      <w:r>
+        <w:t xml:space="preserve">- объем отгрузки должен быть положительным;</w:t>
+      </w:r>
+    </w:p>
+    <w:p>
+      <w:r>
+        <w:t xml:space="preserve">- объем отгрузки не должен превышать остаток партии.</w:t>
+      </w:r>
+    </w:p>
+    <w:p/>
+    <w:p>
+      <w:r>
+        <w:t xml:space="preserve">Если проверка не пройдена, пользователь получает предупреждение, а данные не изменяются. Это предотвращает ошибки, которые часто возникают при ручном учете.</w:t>
+      </w:r>
+    </w:p>
+    <w:p/>
+    <w:p>
+      <w:r>
+        <w:t xml:space="preserve">Для работы с хранилищем создан интерфейс `IAppDataStore`. Он позволяет ViewModel не зависеть от конкретного способа хранения. Есть две реализации:</w:t>
+      </w:r>
+    </w:p>
+    <w:p/>
+    <w:p>
+      <w:r>
+        <w:t xml:space="preserve">- `PostgreSqlAppDataStore` — основное хранилище в PostgreSQL;</w:t>
+      </w:r>
+    </w:p>
+    <w:p>
+      <w:r>
+        <w:t xml:space="preserve">- `AppDataStore` — резервное локальное JSON-хранилище.</w:t>
+      </w:r>
+    </w:p>
+    <w:p/>
+    <w:p>
+      <w:r>
+        <w:t xml:space="preserve">Фабрика `AppDataStoreFactory` читает настройки из `database.json` и пытается подключиться к PostgreSQL. Если подключение успешно, приложение работает с базой данных. Если возникает ошибка, например неверный пароль пользователя `postgres`, приложение переключается на JSON и показывает причину в строке состояния.</w:t>
+      </w:r>
+    </w:p>
+    <w:p/>
+    <w:p>
+      <w:r>
+        <w:t xml:space="preserve">В программе реализовано демонстрационное заполнение базы. На вкладке «Справочники» находится кнопка «Заполнить демо-данными». Она создает четыре пользователя и четыре роли: администратор, глава КФХ, оператор учета, лаборант. Также создаются справочники групп животных, типов продукции, емкостей, покупателей и транспорта, а также тестовые партии, анализы, складские движения и отгрузки. Это позволяет быстро проверить работу программы и продемонстрировать ее на защите.</w:t>
+      </w:r>
+    </w:p>
+    <w:p/>
+    <w:p>
+      <w:r>
+        <w:t xml:space="preserve">Для экспорта реализован CSV-отчет по партиям. Он содержит номер партии, дату, статус, объем, остаток, срок годности и источник. Такой формат можно открыть в Excel и использовать для передачи бухгалтеру или руководителю.</w:t>
+      </w:r>
+    </w:p>
+    <w:p/>
+    <w:p>
+      <w:r>
+        <w:t xml:space="preserve">Резервное копирование выполняется путем сохранения актуальных данных в файл. Для PostgreSQL создается JSON-экспорт текущего набора данных, что позволяет иметь резервную копию даже без настройки серверных средств `pg_dump`.</w:t>
       </w:r>
     </w:p>
     <w:p/>
@@ -1125,67 +2138,521 @@
         <w:pStyle w:val="Heading2"/>
       </w:pPr>
       <w:r>
-        <w:t xml:space="preserve">2.1 Определение целей и задач разработки</w:t>
-      </w:r>
-    </w:p>
-    <w:p/>
-    <w:p>
-      <w:r>
-        <w:t xml:space="preserve">Практическая часть дипломного проекта посвящена созданию программного продукта — настольной автоматизированной информационной системы учета партий молочной продукции. Система разрабатывалась для локального использования в КФХ Жукушева К.Н. и должна обеспечивать выполнение основных учетных операций без постоянного подключения к Интернету.</w:t>
-      </w:r>
-    </w:p>
-    <w:p/>
-    <w:p>
-      <w:r>
-        <w:t xml:space="preserve">Главная цель разработки — создать удобную программу, которая объединяет журналы поступления молока, лабораторного контроля, складского учета, отгрузок и отчетов. До автоматизации такие сведения обычно фиксируются в бумажных журналах или отдельных электронных файлах. Это затрудняет поиск информации, увеличивает время подготовки отчетов и создает риск несоответствия данных.</w:t>
-      </w:r>
-    </w:p>
-    <w:p/>
-    <w:p>
-      <w:r>
-        <w:t xml:space="preserve">Для реализации цели были определены практические задачи:</w:t>
-      </w:r>
-    </w:p>
-    <w:p/>
-    <w:p>
-      <w:r>
-        <w:t xml:space="preserve">- разработать доменную модель данных;</w:t>
-      </w:r>
-    </w:p>
-    <w:p>
-      <w:r>
-        <w:t xml:space="preserve">- создать структуру пользовательского интерфейса;</w:t>
-      </w:r>
-    </w:p>
-    <w:p>
-      <w:r>
-        <w:t xml:space="preserve">- реализовать команды создания партий, анализа, перемещения, списания и отгрузки;</w:t>
-      </w:r>
-    </w:p>
-    <w:p>
-      <w:r>
-        <w:t xml:space="preserve">- спроектировать SQL-схему PostgreSQL;</w:t>
-      </w:r>
-    </w:p>
-    <w:p>
-      <w:r>
-        <w:t xml:space="preserve">- реализовать подключение к базе данных;</w:t>
-      </w:r>
-    </w:p>
-    <w:p>
-      <w:r>
-        <w:t xml:space="preserve">- добавить демонстрационные данные для проверки работы;</w:t>
-      </w:r>
-    </w:p>
-    <w:p>
-      <w:r>
-        <w:t xml:space="preserve">- провести сборку и тестирование приложения.</w:t>
-      </w:r>
-    </w:p>
-    <w:p/>
-    <w:p>
-      <w:r>
-        <w:t xml:space="preserve">В результате разработки создано WPF-приложение `Moloko`, которое запускается как настольная программа Windows. Основное окно содержит вкладки: «Главная», «Поступление», «Партии», «Качество», «Склад», «Отгрузка», «Отчеты», «Справочники», «Аудит».</w:t>
+        <w:t xml:space="preserve">2.3 Тестирование и устранение ошибок в работе</w:t>
+      </w:r>
+    </w:p>
+    <w:p/>
+    <w:p>
+      <w:r>
+        <w:t xml:space="preserve">Тестирование проводилось по основным сценариям, соответствующим критериям приемки дипломного проекта. Проверялись сценарии создания партии, ввода качества, блокировки партии, отгрузки, списания, экспорта и сохранения данных.</w:t>
+      </w:r>
+    </w:p>
+    <w:p/>
+    <w:p>
+      <w:r>
+        <w:t xml:space="preserve">Таблица 2 — Сценарии тестирования</w:t>
+      </w:r>
+    </w:p>
+    <w:p/>
+    <w:tbl>
+      <w:tblPr>
+        <w:tblW w:w="0" w:type="auto"/>
+        <w:tblBorders>
+          <w:top w:val="single" w:sz="4" w:space="0" w:color="808080"/>
+          <w:left w:val="single" w:sz="4" w:space="0" w:color="808080"/>
+          <w:bottom w:val="single" w:sz="4" w:space="0" w:color="808080"/>
+          <w:right w:val="single" w:sz="4" w:space="0" w:color="808080"/>
+          <w:insideH w:val="single" w:sz="4" w:space="0" w:color="808080"/>
+          <w:insideV w:val="single" w:sz="4" w:space="0" w:color="808080"/>
+        </w:tblBorders>
+      </w:tblPr>
+      <w:tr>
+        <w:tc>
+          <w:tcPr>
+            <w:tcW w:w="2400" w:type="dxa"/>
+          </w:tcPr>
+          <w:p>
+            <w:pPr>
+              <w:pStyle w:val="TableText"/>
+            </w:pPr>
+            <w:r>
+              <w:t xml:space="preserve">Сценарий</w:t>
+            </w:r>
+          </w:p>
+        </w:tc>
+        <w:tc>
+          <w:tcPr>
+            <w:tcW w:w="2400" w:type="dxa"/>
+          </w:tcPr>
+          <w:p>
+            <w:pPr>
+              <w:pStyle w:val="TableText"/>
+            </w:pPr>
+            <w:r>
+              <w:t xml:space="preserve">Ожидаемый результат</w:t>
+            </w:r>
+          </w:p>
+        </w:tc>
+        <w:tc>
+          <w:tcPr>
+            <w:tcW w:w="2400" w:type="dxa"/>
+          </w:tcPr>
+          <w:p>
+            <w:pPr>
+              <w:pStyle w:val="TableText"/>
+            </w:pPr>
+            <w:r>
+              <w:t xml:space="preserve">Фактический результат</w:t>
+            </w:r>
+          </w:p>
+        </w:tc>
+      </w:tr>
+      <w:tr>
+        <w:tc>
+          <w:tcPr>
+            <w:tcW w:w="2400" w:type="dxa"/>
+          </w:tcPr>
+          <w:p>
+            <w:pPr>
+              <w:pStyle w:val="TableText"/>
+            </w:pPr>
+            <w:r>
+              <w:t xml:space="preserve">Создание партии с положительным объемом</w:t>
+            </w:r>
+          </w:p>
+        </w:tc>
+        <w:tc>
+          <w:tcPr>
+            <w:tcW w:w="2400" w:type="dxa"/>
+          </w:tcPr>
+          <w:p>
+            <w:pPr>
+              <w:pStyle w:val="TableText"/>
+            </w:pPr>
+            <w:r>
+              <w:t xml:space="preserve">Партия создается и получает статус «на анализе»</w:t>
+            </w:r>
+          </w:p>
+        </w:tc>
+        <w:tc>
+          <w:tcPr>
+            <w:tcW w:w="2400" w:type="dxa"/>
+          </w:tcPr>
+          <w:p>
+            <w:pPr>
+              <w:pStyle w:val="TableText"/>
+            </w:pPr>
+            <w:r>
+              <w:t xml:space="preserve">Выполнено</w:t>
+            </w:r>
+          </w:p>
+        </w:tc>
+      </w:tr>
+      <w:tr>
+        <w:tc>
+          <w:tcPr>
+            <w:tcW w:w="2400" w:type="dxa"/>
+          </w:tcPr>
+          <w:p>
+            <w:pPr>
+              <w:pStyle w:val="TableText"/>
+            </w:pPr>
+            <w:r>
+              <w:t xml:space="preserve">Создание партии с отрицательным объемом</w:t>
+            </w:r>
+          </w:p>
+        </w:tc>
+        <w:tc>
+          <w:tcPr>
+            <w:tcW w:w="2400" w:type="dxa"/>
+          </w:tcPr>
+          <w:p>
+            <w:pPr>
+              <w:pStyle w:val="TableText"/>
+            </w:pPr>
+            <w:r>
+              <w:t xml:space="preserve">Система показывает предупреждение</w:t>
+            </w:r>
+          </w:p>
+        </w:tc>
+        <w:tc>
+          <w:tcPr>
+            <w:tcW w:w="2400" w:type="dxa"/>
+          </w:tcPr>
+          <w:p>
+            <w:pPr>
+              <w:pStyle w:val="TableText"/>
+            </w:pPr>
+            <w:r>
+              <w:t xml:space="preserve">Выполнено</w:t>
+            </w:r>
+          </w:p>
+        </w:tc>
+      </w:tr>
+      <w:tr>
+        <w:tc>
+          <w:tcPr>
+            <w:tcW w:w="2400" w:type="dxa"/>
+          </w:tcPr>
+          <w:p>
+            <w:pPr>
+              <w:pStyle w:val="TableText"/>
+            </w:pPr>
+            <w:r>
+              <w:t xml:space="preserve">Ввод нормальных показателей качества</w:t>
+            </w:r>
+          </w:p>
+        </w:tc>
+        <w:tc>
+          <w:tcPr>
+            <w:tcW w:w="2400" w:type="dxa"/>
+          </w:tcPr>
+          <w:p>
+            <w:pPr>
+              <w:pStyle w:val="TableText"/>
+            </w:pPr>
+            <w:r>
+              <w:t xml:space="preserve">Партия получает статус «допущена»</w:t>
+            </w:r>
+          </w:p>
+        </w:tc>
+        <w:tc>
+          <w:tcPr>
+            <w:tcW w:w="2400" w:type="dxa"/>
+          </w:tcPr>
+          <w:p>
+            <w:pPr>
+              <w:pStyle w:val="TableText"/>
+            </w:pPr>
+            <w:r>
+              <w:t xml:space="preserve">Выполнено</w:t>
+            </w:r>
+          </w:p>
+        </w:tc>
+      </w:tr>
+      <w:tr>
+        <w:tc>
+          <w:tcPr>
+            <w:tcW w:w="2400" w:type="dxa"/>
+          </w:tcPr>
+          <w:p>
+            <w:pPr>
+              <w:pStyle w:val="TableText"/>
+            </w:pPr>
+            <w:r>
+              <w:t xml:space="preserve">Ввод критических отклонений качества</w:t>
+            </w:r>
+          </w:p>
+        </w:tc>
+        <w:tc>
+          <w:tcPr>
+            <w:tcW w:w="2400" w:type="dxa"/>
+          </w:tcPr>
+          <w:p>
+            <w:pPr>
+              <w:pStyle w:val="TableText"/>
+            </w:pPr>
+            <w:r>
+              <w:t xml:space="preserve">Партия блокируется</w:t>
+            </w:r>
+          </w:p>
+        </w:tc>
+        <w:tc>
+          <w:tcPr>
+            <w:tcW w:w="2400" w:type="dxa"/>
+          </w:tcPr>
+          <w:p>
+            <w:pPr>
+              <w:pStyle w:val="TableText"/>
+            </w:pPr>
+            <w:r>
+              <w:t xml:space="preserve">Выполнено</w:t>
+            </w:r>
+          </w:p>
+        </w:tc>
+      </w:tr>
+      <w:tr>
+        <w:tc>
+          <w:tcPr>
+            <w:tcW w:w="2400" w:type="dxa"/>
+          </w:tcPr>
+          <w:p>
+            <w:pPr>
+              <w:pStyle w:val="TableText"/>
+            </w:pPr>
+            <w:r>
+              <w:t xml:space="preserve">Отгрузка заблокированной партии</w:t>
+            </w:r>
+          </w:p>
+        </w:tc>
+        <w:tc>
+          <w:tcPr>
+            <w:tcW w:w="2400" w:type="dxa"/>
+          </w:tcPr>
+          <w:p>
+            <w:pPr>
+              <w:pStyle w:val="TableText"/>
+            </w:pPr>
+            <w:r>
+              <w:t xml:space="preserve">Операция запрещена</w:t>
+            </w:r>
+          </w:p>
+        </w:tc>
+        <w:tc>
+          <w:tcPr>
+            <w:tcW w:w="2400" w:type="dxa"/>
+          </w:tcPr>
+          <w:p>
+            <w:pPr>
+              <w:pStyle w:val="TableText"/>
+            </w:pPr>
+            <w:r>
+              <w:t xml:space="preserve">Выполнено</w:t>
+            </w:r>
+          </w:p>
+        </w:tc>
+      </w:tr>
+      <w:tr>
+        <w:tc>
+          <w:tcPr>
+            <w:tcW w:w="2400" w:type="dxa"/>
+          </w:tcPr>
+          <w:p>
+            <w:pPr>
+              <w:pStyle w:val="TableText"/>
+            </w:pPr>
+            <w:r>
+              <w:t xml:space="preserve">Отгрузка объема больше остатка</w:t>
+            </w:r>
+          </w:p>
+        </w:tc>
+        <w:tc>
+          <w:tcPr>
+            <w:tcW w:w="2400" w:type="dxa"/>
+          </w:tcPr>
+          <w:p>
+            <w:pPr>
+              <w:pStyle w:val="TableText"/>
+            </w:pPr>
+            <w:r>
+              <w:t xml:space="preserve">Операция запрещена</w:t>
+            </w:r>
+          </w:p>
+        </w:tc>
+        <w:tc>
+          <w:tcPr>
+            <w:tcW w:w="2400" w:type="dxa"/>
+          </w:tcPr>
+          <w:p>
+            <w:pPr>
+              <w:pStyle w:val="TableText"/>
+            </w:pPr>
+            <w:r>
+              <w:t xml:space="preserve">Выполнено</w:t>
+            </w:r>
+          </w:p>
+        </w:tc>
+      </w:tr>
+      <w:tr>
+        <w:tc>
+          <w:tcPr>
+            <w:tcW w:w="2400" w:type="dxa"/>
+          </w:tcPr>
+          <w:p>
+            <w:pPr>
+              <w:pStyle w:val="TableText"/>
+            </w:pPr>
+            <w:r>
+              <w:t xml:space="preserve">Частичная отгрузка партии</w:t>
+            </w:r>
+          </w:p>
+        </w:tc>
+        <w:tc>
+          <w:tcPr>
+            <w:tcW w:w="2400" w:type="dxa"/>
+          </w:tcPr>
+          <w:p>
+            <w:pPr>
+              <w:pStyle w:val="TableText"/>
+            </w:pPr>
+            <w:r>
+              <w:t xml:space="preserve">Остаток уменьшается, статус меняется</w:t>
+            </w:r>
+          </w:p>
+        </w:tc>
+        <w:tc>
+          <w:tcPr>
+            <w:tcW w:w="2400" w:type="dxa"/>
+          </w:tcPr>
+          <w:p>
+            <w:pPr>
+              <w:pStyle w:val="TableText"/>
+            </w:pPr>
+            <w:r>
+              <w:t xml:space="preserve">Выполнено</w:t>
+            </w:r>
+          </w:p>
+        </w:tc>
+      </w:tr>
+      <w:tr>
+        <w:tc>
+          <w:tcPr>
+            <w:tcW w:w="2400" w:type="dxa"/>
+          </w:tcPr>
+          <w:p>
+            <w:pPr>
+              <w:pStyle w:val="TableText"/>
+            </w:pPr>
+            <w:r>
+              <w:t xml:space="preserve">Полная отгрузка партии</w:t>
+            </w:r>
+          </w:p>
+        </w:tc>
+        <w:tc>
+          <w:tcPr>
+            <w:tcW w:w="2400" w:type="dxa"/>
+          </w:tcPr>
+          <w:p>
+            <w:pPr>
+              <w:pStyle w:val="TableText"/>
+            </w:pPr>
+            <w:r>
+              <w:t xml:space="preserve">Остаток становится нулевым</w:t>
+            </w:r>
+          </w:p>
+        </w:tc>
+        <w:tc>
+          <w:tcPr>
+            <w:tcW w:w="2400" w:type="dxa"/>
+          </w:tcPr>
+          <w:p>
+            <w:pPr>
+              <w:pStyle w:val="TableText"/>
+            </w:pPr>
+            <w:r>
+              <w:t xml:space="preserve">Выполнено</w:t>
+            </w:r>
+          </w:p>
+        </w:tc>
+      </w:tr>
+      <w:tr>
+        <w:tc>
+          <w:tcPr>
+            <w:tcW w:w="2400" w:type="dxa"/>
+          </w:tcPr>
+          <w:p>
+            <w:pPr>
+              <w:pStyle w:val="TableText"/>
+            </w:pPr>
+            <w:r>
+              <w:t xml:space="preserve">Экспорт CSV</w:t>
+            </w:r>
+          </w:p>
+        </w:tc>
+        <w:tc>
+          <w:tcPr>
+            <w:tcW w:w="2400" w:type="dxa"/>
+          </w:tcPr>
+          <w:p>
+            <w:pPr>
+              <w:pStyle w:val="TableText"/>
+            </w:pPr>
+            <w:r>
+              <w:t xml:space="preserve">Создается файл отчета</w:t>
+            </w:r>
+          </w:p>
+        </w:tc>
+        <w:tc>
+          <w:tcPr>
+            <w:tcW w:w="2400" w:type="dxa"/>
+          </w:tcPr>
+          <w:p>
+            <w:pPr>
+              <w:pStyle w:val="TableText"/>
+            </w:pPr>
+            <w:r>
+              <w:t xml:space="preserve">Выполнено</w:t>
+            </w:r>
+          </w:p>
+        </w:tc>
+      </w:tr>
+      <w:tr>
+        <w:tc>
+          <w:tcPr>
+            <w:tcW w:w="2400" w:type="dxa"/>
+          </w:tcPr>
+          <w:p>
+            <w:pPr>
+              <w:pStyle w:val="TableText"/>
+            </w:pPr>
+            <w:r>
+              <w:t xml:space="preserve">Резервное копирование</w:t>
+            </w:r>
+          </w:p>
+        </w:tc>
+        <w:tc>
+          <w:tcPr>
+            <w:tcW w:w="2400" w:type="dxa"/>
+          </w:tcPr>
+          <w:p>
+            <w:pPr>
+              <w:pStyle w:val="TableText"/>
+            </w:pPr>
+            <w:r>
+              <w:t xml:space="preserve">Создается файл резервной копии</w:t>
+            </w:r>
+          </w:p>
+        </w:tc>
+        <w:tc>
+          <w:tcPr>
+            <w:tcW w:w="2400" w:type="dxa"/>
+          </w:tcPr>
+          <w:p>
+            <w:pPr>
+              <w:pStyle w:val="TableText"/>
+            </w:pPr>
+            <w:r>
+              <w:t xml:space="preserve">Выполнено</w:t>
+            </w:r>
+          </w:p>
+        </w:tc>
+      </w:tr>
+    </w:tbl>
+    <w:p/>
+    <w:p>
+      <w:r>
+        <w:t xml:space="preserve">В ходе тестирования была выявлена ошибка запуска: выбранная партия устанавливалась в конструкторе ViewModel до создания команд, поэтому при обновлении состояния команд возникал `NullReferenceException`. Ошибка была устранена добавлением проверки на `null` при вызове `RaiseCanExecuteChanged`. После исправления приложение успешно собирается и запускается.</w:t>
+      </w:r>
+    </w:p>
+    <w:p/>
+    <w:p>
+      <w:r>
+        <w:t xml:space="preserve">Также проверялось подключение к PostgreSQL. При неверном пароле база данных возвращала код ошибки `28P01`, означающий ошибку аутентификации. Для удобства пользователя приложение не завершает работу аварийно, а выводит сообщение в строке состояния и переключается на локальное JSON-хранилище. Такой подход повышает надежность эксплуатации.</w:t>
+      </w:r>
+    </w:p>
+    <w:p/>
+    <w:p>
+      <w:r>
+        <w:t xml:space="preserve">Сборка проекта выполнялась командой:</w:t>
+      </w:r>
+    </w:p>
+    <w:p/>
+    <w:p>
+      <w:pPr>
+        <w:pStyle w:val="Code"/>
+      </w:pPr>
+      <w:r>
+        <w:rPr>
+          <w:rFonts w:ascii="Consolas" w:hAnsi="Consolas" w:cs="Consolas"/>
+          <w:sz w:val="20"/>
+        </w:rPr>
+        <w:t xml:space="preserve">dotnet build Moloko.sln</w:t>
+      </w:r>
+    </w:p>
+    <w:p/>
+    <w:p>
+      <w:r>
+        <w:t xml:space="preserve">После внесения исправлений сборка завершилась без ошибок и предупреждений. Это подтверждает корректность структуры проекта и отсутствие компиляционных ошибок.</w:t>
       </w:r>
     </w:p>
     <w:p/>
@@ -1194,151 +2661,94 @@
         <w:pStyle w:val="Heading2"/>
       </w:pPr>
       <w:r>
-        <w:t xml:space="preserve">2.2 Разработка структуры автоматизированной информационной системы</w:t>
-      </w:r>
-    </w:p>
-    <w:p/>
-    <w:p>
-      <w:r>
-        <w:t xml:space="preserve">Структура программы построена по принципу разделения ответственности. Основной проект содержит следующие части:</w:t>
-      </w:r>
-    </w:p>
-    <w:p/>
-    <w:p>
-      <w:r>
-        <w:t xml:space="preserve">Таблица 1 — Структура проекта</w:t>
-      </w:r>
-    </w:p>
-    <w:p/>
-    <w:p>
-      <w:r>
-        <w:t xml:space="preserve">| Каталог | Назначение |</w:t>
-      </w:r>
-    </w:p>
-    <w:p>
-      <w:r>
-        <w:t xml:space="preserve">| --- | --- |</w:t>
-      </w:r>
-    </w:p>
-    <w:p>
-      <w:r>
-        <w:t xml:space="preserve">| Models | Классы сущностей: пользователи, партии, анализы, емкости, отгрузки |</w:t>
-      </w:r>
-    </w:p>
-    <w:p>
-      <w:r>
-        <w:t xml:space="preserve">| ViewModels | Логика экранов, команды пользователя, расчет показателей |</w:t>
-      </w:r>
-    </w:p>
-    <w:p>
-      <w:r>
-        <w:t xml:space="preserve">| Services | Хранилища данных, подключение к PostgreSQL, резервное копирование |</w:t>
-      </w:r>
-    </w:p>
-    <w:p>
-      <w:r>
-        <w:t xml:space="preserve">| Infrastructure | Команды, уведомления об изменениях, преобразователи текста |</w:t>
-      </w:r>
-    </w:p>
-    <w:p>
-      <w:r>
-        <w:t xml:space="preserve">| Database | SQL-скрипт создания таблиц PostgreSQL |</w:t>
-      </w:r>
-    </w:p>
-    <w:p/>
-    <w:p>
-      <w:r>
-        <w:t xml:space="preserve">Главная ViewModel загружает данные из хранилища, формирует коллекции для отображения в таблицах и предоставляет команды для пользовательских действий. Для привязки данных используется `ObservableCollection`, благодаря чему изменения автоматически отображаются в интерфейсе.</w:t>
-      </w:r>
-    </w:p>
-    <w:p/>
-    <w:p>
-      <w:r>
-        <w:t xml:space="preserve">Доменные модели описывают основные объекты предметной области:</w:t>
-      </w:r>
-    </w:p>
-    <w:p/>
-    <w:p>
-      <w:r>
-        <w:t xml:space="preserve">- `UserAccount` — пользователь системы;</w:t>
-      </w:r>
-    </w:p>
-    <w:p>
-      <w:r>
-        <w:t xml:space="preserve">- `AnimalGroup` — животноводческая группа;</w:t>
-      </w:r>
-    </w:p>
-    <w:p>
-      <w:r>
-        <w:t xml:space="preserve">- `ProductType` — тип продукции и срок годности;</w:t>
-      </w:r>
-    </w:p>
-    <w:p>
-      <w:r>
-        <w:t xml:space="preserve">- `StorageTank` — емкость хранения;</w:t>
-      </w:r>
-    </w:p>
-    <w:p>
-      <w:r>
-        <w:t xml:space="preserve">- `Customer` — покупатель;</w:t>
-      </w:r>
-    </w:p>
-    <w:p>
-      <w:r>
-        <w:t xml:space="preserve">- `Vehicle` — транспорт;</w:t>
-      </w:r>
-    </w:p>
-    <w:p>
-      <w:r>
-        <w:t xml:space="preserve">- `MilkYield` — надой;</w:t>
-      </w:r>
-    </w:p>
-    <w:p>
-      <w:r>
-        <w:t xml:space="preserve">- `Batch` — производственная партия;</w:t>
-      </w:r>
-    </w:p>
-    <w:p>
-      <w:r>
-        <w:t xml:space="preserve">- `BatchQualityTest` — результат лабораторного контроля;</w:t>
-      </w:r>
-    </w:p>
-    <w:p>
-      <w:r>
-        <w:t xml:space="preserve">- `StockMovement` — складское движение;</w:t>
-      </w:r>
-    </w:p>
-    <w:p>
-      <w:r>
-        <w:t xml:space="preserve">- `Shipment` — отгрузка;</w:t>
-      </w:r>
-    </w:p>
-    <w:p>
-      <w:r>
-        <w:t xml:space="preserve">- `ShipmentItem` — строка отгрузки;</w:t>
-      </w:r>
-    </w:p>
-    <w:p>
-      <w:r>
-        <w:t xml:space="preserve">- `AuditEntry` — запись журнала действий.</w:t>
-      </w:r>
-    </w:p>
-    <w:p/>
-    <w:p>
-      <w:r>
-        <w:t xml:space="preserve">Для статусов и типов операций применяются перечисления. Это уменьшает количество ошибок при работе со статусами и делает код более понятным. Например, статус партии хранится как `BatchStatus`, а тип складского движения как `StockOperationType`.</w:t>
-      </w:r>
-    </w:p>
-    <w:p/>
-    <w:p>
-      <w:r>
-        <w:t xml:space="preserve">Пользовательский интерфейс построен так, чтобы основные сценарии были доступны с первого экрана. На главной панели отображаются показатели: общий остаток, количество партий, партии на анализе, заблокированные партии, просроченные партии и отгрузки за день. Это позволяет руководителю быстро оценить состояние производства.</w:t>
-      </w:r>
-    </w:p>
-    <w:p/>
-    <w:p>
-      <w:r>
-        <w:t xml:space="preserve">Вкладка «Поступление» предназначена для регистрации надоя и создания партии. Вкладка «Качество» позволяет лаборанту внести показатели анализа. Вкладка «Склад» используется для перемещения и списания. Вкладка «Отгрузка» оформляет передачу продукции покупателю. Вкладка «Отчеты» формирует сводную информацию и CSV-выгрузку.</w:t>
+        <w:t xml:space="preserve">2.4 Апробация</w:t>
+      </w:r>
+    </w:p>
+    <w:p/>
+    <w:p>
+      <w:r>
+        <w:t xml:space="preserve">Апробация программного продукта проводилась на демонстрационных данных, соответствующих работе фермерского хозяйства. В базу были внесены пользователи, роли, группы животных, типы продукции, емкости хранения, покупатели, транспорт, производственные партии, результаты анализов, складские движения и отгрузки.</w:t>
+      </w:r>
+    </w:p>
+    <w:p/>
+    <w:p>
+      <w:r>
+        <w:t xml:space="preserve">Во время апробации были проверены типовые действия сотрудников:</w:t>
+      </w:r>
+    </w:p>
+    <w:p/>
+    <w:p>
+      <w:r>
+        <w:t xml:space="preserve">- оператор регистрирует утренний надой и создает партию;</w:t>
+      </w:r>
+    </w:p>
+    <w:p>
+      <w:r>
+        <w:t xml:space="preserve">- лаборант вводит показатели качества и получает автоматическое заключение;</w:t>
+      </w:r>
+    </w:p>
+    <w:p>
+      <w:r>
+        <w:t xml:space="preserve">- кладовщик выполняет перемещение или списание;</w:t>
+      </w:r>
+    </w:p>
+    <w:p>
+      <w:r>
+        <w:t xml:space="preserve">- оператор оформляет отгрузку покупателю;</w:t>
+      </w:r>
+    </w:p>
+    <w:p>
+      <w:r>
+        <w:t xml:space="preserve">- руководитель просматривает главную панель и отчет.</w:t>
+      </w:r>
+    </w:p>
+    <w:p/>
+    <w:p>
+      <w:r>
+        <w:t xml:space="preserve">В результате апробации установлено, что программа позволяет выполнять ключевые операции, предусмотренные техническим заданием. Интерфейс построен крупно и понятно, основные действия вынесены на отдельные вкладки, а предупреждения помогают избежать ошибочного ввода.</w:t>
+      </w:r>
+    </w:p>
+    <w:p/>
+    <w:p>
+      <w:r>
+        <w:t xml:space="preserve">Эффект от внедрения системы состоит в следующем:</w:t>
+      </w:r>
+    </w:p>
+    <w:p/>
+    <w:p>
+      <w:r>
+        <w:t xml:space="preserve">- сокращается время поиска информации о партии;</w:t>
+      </w:r>
+    </w:p>
+    <w:p>
+      <w:r>
+        <w:t xml:space="preserve">- уменьшается риск ошибок при расчете остатка;</w:t>
+      </w:r>
+    </w:p>
+    <w:p>
+      <w:r>
+        <w:t xml:space="preserve">- появляется единый журнал лабораторного контроля;</w:t>
+      </w:r>
+    </w:p>
+    <w:p>
+      <w:r>
+        <w:t xml:space="preserve">- обеспечивается история складских операций;</w:t>
+      </w:r>
+    </w:p>
+    <w:p>
+      <w:r>
+        <w:t xml:space="preserve">- упрощается подготовка данных для отгрузки;</w:t>
+      </w:r>
+    </w:p>
+    <w:p>
+      <w:r>
+        <w:t xml:space="preserve">- появляется основа для будущей интеграции с ФГИС «Меркурий».</w:t>
+      </w:r>
+    </w:p>
+    <w:p/>
+    <w:p>
+      <w:r>
+        <w:t xml:space="preserve">Разработанная система может быть использована как первый этап цифровизации учета в КФХ. В дальнейшем ее можно развивать: добавить полноценный экран авторизации, печатные формы накладных и актов, интеграцию с API внешних систем, расширенные отчеты в PDF и Excel.</w:t>
       </w:r>
     </w:p>
     <w:p/>
@@ -1347,813 +2757,7 @@
         <w:pStyle w:val="Heading2"/>
       </w:pPr>
       <w:r>
-        <w:t xml:space="preserve">2.3 Проектирование базы данных</w:t>
-      </w:r>
-    </w:p>
-    <w:p/>
-    <w:p>
-      <w:r>
-        <w:t xml:space="preserve">База данных разработана в PostgreSQL. В ней предусмотрены таблицы, соответствующие основным сущностям системы. Структура базы хранится в файле `Moloko/Database/postgresql_schema.sql`. При запуске приложение проверяет наличие схемы и создает отсутствующие таблицы.</w:t>
-      </w:r>
-    </w:p>
-    <w:p/>
-    <w:p>
-      <w:r>
-        <w:t xml:space="preserve">Основные таблицы базы данных:</w:t>
-      </w:r>
-    </w:p>
-    <w:p/>
-    <w:p>
-      <w:r>
-        <w:t xml:space="preserve">- `roles`;</w:t>
-      </w:r>
-    </w:p>
-    <w:p>
-      <w:r>
-        <w:t xml:space="preserve">- `users`;</w:t>
-      </w:r>
-    </w:p>
-    <w:p>
-      <w:r>
-        <w:t xml:space="preserve">- `animal_groups`;</w:t>
-      </w:r>
-    </w:p>
-    <w:p>
-      <w:r>
-        <w:t xml:space="preserve">- `product_types`;</w:t>
-      </w:r>
-    </w:p>
-    <w:p>
-      <w:r>
-        <w:t xml:space="preserve">- `storage_tanks`;</w:t>
-      </w:r>
-    </w:p>
-    <w:p>
-      <w:r>
-        <w:t xml:space="preserve">- `customers`;</w:t>
-      </w:r>
-    </w:p>
-    <w:p>
-      <w:r>
-        <w:t xml:space="preserve">- `vehicles`;</w:t>
-      </w:r>
-    </w:p>
-    <w:p>
-      <w:r>
-        <w:t xml:space="preserve">- `milk_yields`;</w:t>
-      </w:r>
-    </w:p>
-    <w:p>
-      <w:r>
-        <w:t xml:space="preserve">- `batches`;</w:t>
-      </w:r>
-    </w:p>
-    <w:p>
-      <w:r>
-        <w:t xml:space="preserve">- `batch_quality_tests`;</w:t>
-      </w:r>
-    </w:p>
-    <w:p>
-      <w:r>
-        <w:t xml:space="preserve">- `quality_norms`;</w:t>
-      </w:r>
-    </w:p>
-    <w:p>
-      <w:r>
-        <w:t xml:space="preserve">- `stock_movements`;</w:t>
-      </w:r>
-    </w:p>
-    <w:p>
-      <w:r>
-        <w:t xml:space="preserve">- `shipments`;</w:t>
-      </w:r>
-    </w:p>
-    <w:p>
-      <w:r>
-        <w:t xml:space="preserve">- `shipment_items`;</w:t>
-      </w:r>
-    </w:p>
-    <w:p>
-      <w:r>
-        <w:t xml:space="preserve">- `documents`;</w:t>
-      </w:r>
-    </w:p>
-    <w:p>
-      <w:r>
-        <w:t xml:space="preserve">- `audit_log`.</w:t>
-      </w:r>
-    </w:p>
-    <w:p/>
-    <w:p>
-      <w:r>
-        <w:t xml:space="preserve">Таблица `batches` является центральной. Она содержит номер партии, дату создания, описание источника, объем, массу, остаток, статус, емкость хранения, тип продукции, срок годности и ответственного пользователя.</w:t>
-      </w:r>
-    </w:p>
-    <w:p/>
-    <w:p>
-      <w:r>
-        <w:t xml:space="preserve">Таблица `batch_quality_tests` связана с `batches` по `batch_id` и хранит результаты лабораторного контроля. Такая связь позволяет хранить несколько анализов по одной партии, если требуется повторная проверка.</w:t>
-      </w:r>
-    </w:p>
-    <w:p/>
-    <w:p>
-      <w:r>
-        <w:t xml:space="preserve">Таблица `stock_movements` хранит все складские операции. Вместо того чтобы просто изменять остаток без истории, система фиксирует каждое поступление, перемещение, списание и отгрузку. Это важно для последующего анализа и восстановления движения продукции.</w:t>
-      </w:r>
-    </w:p>
-    <w:p/>
-    <w:p>
-      <w:r>
-        <w:t xml:space="preserve">Таблицы `shipments` и `shipment_items` разделяют общую информацию об отгрузке и конкретные партии в отгрузке. Такой подход позволяет в будущем оформлять одну накладную на несколько партий.</w:t>
-      </w:r>
-    </w:p>
-    <w:p/>
-    <w:p>
-      <w:r>
-        <w:t xml:space="preserve">Для ускорения поиска созданы индексы по статусу партии, дате создания, сроку годности, идентификатору партии в анализах и движениях, а также по дате отгрузки. Это важно с учетом требования работы с базой до 100 000 партий.</w:t>
-      </w:r>
-    </w:p>
-    <w:p/>
-    <w:p>
-      <w:r>
-        <w:t xml:space="preserve">Фрагмент SQL-описания таблицы партий:</w:t>
-      </w:r>
-    </w:p>
-    <w:p/>
-    <w:p>
-      <w:pPr>
-        <w:pStyle w:val="Code"/>
-      </w:pPr>
-      <w:r>
-        <w:rPr>
-          <w:rFonts w:ascii="Consolas" w:hAnsi="Consolas" w:cs="Consolas"/>
-          <w:sz w:val="20"/>
-        </w:rPr>
-        <w:t xml:space="preserve">create table if not exists batches (</w:t>
-      </w:r>
-    </w:p>
-    <w:p>
-      <w:pPr>
-        <w:pStyle w:val="Code"/>
-      </w:pPr>
-      <w:r>
-        <w:rPr>
-          <w:rFonts w:ascii="Consolas" w:hAnsi="Consolas" w:cs="Consolas"/>
-          <w:sz w:val="20"/>
-        </w:rPr>
-        <w:t xml:space="preserve">    id uuid primary key,</w:t>
-      </w:r>
-    </w:p>
-    <w:p>
-      <w:pPr>
-        <w:pStyle w:val="Code"/>
-      </w:pPr>
-      <w:r>
-        <w:rPr>
-          <w:rFonts w:ascii="Consolas" w:hAnsi="Consolas" w:cs="Consolas"/>
-          <w:sz w:val="20"/>
-        </w:rPr>
-        <w:t xml:space="preserve">    batch_number text not null unique,</w:t>
-      </w:r>
-    </w:p>
-    <w:p>
-      <w:pPr>
-        <w:pStyle w:val="Code"/>
-      </w:pPr>
-      <w:r>
-        <w:rPr>
-          <w:rFonts w:ascii="Consolas" w:hAnsi="Consolas" w:cs="Consolas"/>
-          <w:sz w:val="20"/>
-        </w:rPr>
-        <w:t xml:space="preserve">    created_at timestamptz not null,</w:t>
-      </w:r>
-    </w:p>
-    <w:p>
-      <w:pPr>
-        <w:pStyle w:val="Code"/>
-      </w:pPr>
-      <w:r>
-        <w:rPr>
-          <w:rFonts w:ascii="Consolas" w:hAnsi="Consolas" w:cs="Consolas"/>
-          <w:sz w:val="20"/>
-        </w:rPr>
-        <w:t xml:space="preserve">    source_description text not null,</w:t>
-      </w:r>
-    </w:p>
-    <w:p>
-      <w:pPr>
-        <w:pStyle w:val="Code"/>
-      </w:pPr>
-      <w:r>
-        <w:rPr>
-          <w:rFonts w:ascii="Consolas" w:hAnsi="Consolas" w:cs="Consolas"/>
-          <w:sz w:val="20"/>
-        </w:rPr>
-        <w:t xml:space="preserve">    volume_liters numeric(12, 3) not null check (volume_liters &gt; 0),</w:t>
-      </w:r>
-    </w:p>
-    <w:p>
-      <w:pPr>
-        <w:pStyle w:val="Code"/>
-      </w:pPr>
-      <w:r>
-        <w:rPr>
-          <w:rFonts w:ascii="Consolas" w:hAnsi="Consolas" w:cs="Consolas"/>
-          <w:sz w:val="20"/>
-        </w:rPr>
-        <w:t xml:space="preserve">    weight_kg numeric(12, 3) not null check (weight_kg &gt; 0),</w:t>
-      </w:r>
-    </w:p>
-    <w:p>
-      <w:pPr>
-        <w:pStyle w:val="Code"/>
-      </w:pPr>
-      <w:r>
-        <w:rPr>
-          <w:rFonts w:ascii="Consolas" w:hAnsi="Consolas" w:cs="Consolas"/>
-          <w:sz w:val="20"/>
-        </w:rPr>
-        <w:t xml:space="preserve">    remaining_liters numeric(12, 3) not null check (remaining_liters &gt;= 0),</w:t>
-      </w:r>
-    </w:p>
-    <w:p>
-      <w:pPr>
-        <w:pStyle w:val="Code"/>
-      </w:pPr>
-      <w:r>
-        <w:rPr>
-          <w:rFonts w:ascii="Consolas" w:hAnsi="Consolas" w:cs="Consolas"/>
-          <w:sz w:val="20"/>
-        </w:rPr>
-        <w:t xml:space="preserve">    status text not null,</w:t>
-      </w:r>
-    </w:p>
-    <w:p>
-      <w:pPr>
-        <w:pStyle w:val="Code"/>
-      </w:pPr>
-      <w:r>
-        <w:rPr>
-          <w:rFonts w:ascii="Consolas" w:hAnsi="Consolas" w:cs="Consolas"/>
-          <w:sz w:val="20"/>
-        </w:rPr>
-        <w:t xml:space="preserve">    storage_tank_id uuid references storage_tanks(id),</w:t>
-      </w:r>
-    </w:p>
-    <w:p>
-      <w:pPr>
-        <w:pStyle w:val="Code"/>
-      </w:pPr>
-      <w:r>
-        <w:rPr>
-          <w:rFonts w:ascii="Consolas" w:hAnsi="Consolas" w:cs="Consolas"/>
-          <w:sz w:val="20"/>
-        </w:rPr>
-        <w:t xml:space="preserve">    product_type_id uuid references product_types(id),</w:t>
-      </w:r>
-    </w:p>
-    <w:p>
-      <w:pPr>
-        <w:pStyle w:val="Code"/>
-      </w:pPr>
-      <w:r>
-        <w:rPr>
-          <w:rFonts w:ascii="Consolas" w:hAnsi="Consolas" w:cs="Consolas"/>
-          <w:sz w:val="20"/>
-        </w:rPr>
-        <w:t xml:space="preserve">    expiration_date timestamptz not null,</w:t>
-      </w:r>
-    </w:p>
-    <w:p>
-      <w:pPr>
-        <w:pStyle w:val="Code"/>
-      </w:pPr>
-      <w:r>
-        <w:rPr>
-          <w:rFonts w:ascii="Consolas" w:hAnsi="Consolas" w:cs="Consolas"/>
-          <w:sz w:val="20"/>
-        </w:rPr>
-        <w:t xml:space="preserve">    created_by text not null</w:t>
-      </w:r>
-    </w:p>
-    <w:p>
-      <w:pPr>
-        <w:pStyle w:val="Code"/>
-      </w:pPr>
-      <w:r>
-        <w:rPr>
-          <w:rFonts w:ascii="Consolas" w:hAnsi="Consolas" w:cs="Consolas"/>
-          <w:sz w:val="20"/>
-        </w:rPr>
-        <w:t xml:space="preserve">);</w:t>
-      </w:r>
-    </w:p>
-    <w:p/>
-    <w:p>
-      <w:r>
-        <w:t xml:space="preserve">Использование ограничений `check` позволяет дополнительно защитить базу от некорректных значений. Даже если ошибка произойдет в приложении, база не позволит сохранить отрицательный объем или массу.</w:t>
-      </w:r>
-    </w:p>
-    <w:p/>
-    <w:p>
-      <w:r>
-        <w:t xml:space="preserve">В качестве первичных ключей применяются UUID. Это удобно для настольного приложения, так как идентификаторы можно создавать на стороне программы до сохранения в базу. Такой подход также упрощает возможную будущую синхронизацию с другими системами.</w:t>
-      </w:r>
-    </w:p>
-    <w:p/>
-    <w:p>
-      <w:pPr>
-        <w:pStyle w:val="Heading2"/>
-      </w:pPr>
-      <w:r>
-        <w:t xml:space="preserve">2.4 Реализация программного продукта</w:t>
-      </w:r>
-    </w:p>
-    <w:p/>
-    <w:p>
-      <w:r>
-        <w:t xml:space="preserve">Реализация выполнена в среде JetBrains Rider. Проект создан на платформе .NET 8 с включенной поддержкой WPF. Основной файл проекта `Moloko.csproj` содержит ссылку на пакет `Npgsql`, который используется для работы с PostgreSQL.</w:t>
-      </w:r>
-    </w:p>
-    <w:p/>
-    <w:p>
-      <w:r>
-        <w:t xml:space="preserve">Главное окно приложения описано в файле `MainWindow.xaml`. В нем создана структура вкладок и таблиц. Для отображения данных применяются элементы `DataGrid`, `TextBox`, `ComboBox`, `Button`, `CheckBox`, `TabControl`, `Border`, `StackPanel` и `Grid`.</w:t>
-      </w:r>
-    </w:p>
-    <w:p/>
-    <w:p>
-      <w:r>
-        <w:t xml:space="preserve">Код окна минимален: он только инициализирует компонент и назначает `DataContext`:</w:t>
-      </w:r>
-    </w:p>
-    <w:p/>
-    <w:p>
-      <w:pPr>
-        <w:pStyle w:val="Code"/>
-      </w:pPr>
-      <w:r>
-        <w:rPr>
-          <w:rFonts w:ascii="Consolas" w:hAnsi="Consolas" w:cs="Consolas"/>
-          <w:sz w:val="20"/>
-        </w:rPr>
-        <w:t xml:space="preserve">public partial class MainWindow : Window</w:t>
-      </w:r>
-    </w:p>
-    <w:p>
-      <w:pPr>
-        <w:pStyle w:val="Code"/>
-      </w:pPr>
-      <w:r>
-        <w:rPr>
-          <w:rFonts w:ascii="Consolas" w:hAnsi="Consolas" w:cs="Consolas"/>
-          <w:sz w:val="20"/>
-        </w:rPr>
-        <w:t xml:space="preserve">{</w:t>
-      </w:r>
-    </w:p>
-    <w:p>
-      <w:pPr>
-        <w:pStyle w:val="Code"/>
-      </w:pPr>
-      <w:r>
-        <w:rPr>
-          <w:rFonts w:ascii="Consolas" w:hAnsi="Consolas" w:cs="Consolas"/>
-          <w:sz w:val="20"/>
-        </w:rPr>
-        <w:t xml:space="preserve">    public MainWindow()</w:t>
-      </w:r>
-    </w:p>
-    <w:p>
-      <w:pPr>
-        <w:pStyle w:val="Code"/>
-      </w:pPr>
-      <w:r>
-        <w:rPr>
-          <w:rFonts w:ascii="Consolas" w:hAnsi="Consolas" w:cs="Consolas"/>
-          <w:sz w:val="20"/>
-        </w:rPr>
-        <w:t xml:space="preserve">    {</w:t>
-      </w:r>
-    </w:p>
-    <w:p>
-      <w:pPr>
-        <w:pStyle w:val="Code"/>
-      </w:pPr>
-      <w:r>
-        <w:rPr>
-          <w:rFonts w:ascii="Consolas" w:hAnsi="Consolas" w:cs="Consolas"/>
-          <w:sz w:val="20"/>
-        </w:rPr>
-        <w:t xml:space="preserve">        InitializeComponent();</w:t>
-      </w:r>
-    </w:p>
-    <w:p>
-      <w:pPr>
-        <w:pStyle w:val="Code"/>
-      </w:pPr>
-      <w:r>
-        <w:rPr>
-          <w:rFonts w:ascii="Consolas" w:hAnsi="Consolas" w:cs="Consolas"/>
-          <w:sz w:val="20"/>
-        </w:rPr>
-        <w:t xml:space="preserve">        DataContext = new MainViewModel();</w:t>
-      </w:r>
-    </w:p>
-    <w:p>
-      <w:pPr>
-        <w:pStyle w:val="Code"/>
-      </w:pPr>
-      <w:r>
-        <w:rPr>
-          <w:rFonts w:ascii="Consolas" w:hAnsi="Consolas" w:cs="Consolas"/>
-          <w:sz w:val="20"/>
-        </w:rPr>
-        <w:t xml:space="preserve">    }</w:t>
-      </w:r>
-    </w:p>
-    <w:p>
-      <w:pPr>
-        <w:pStyle w:val="Code"/>
-      </w:pPr>
-      <w:r>
-        <w:rPr>
-          <w:rFonts w:ascii="Consolas" w:hAnsi="Consolas" w:cs="Consolas"/>
-          <w:sz w:val="20"/>
-        </w:rPr>
-        <w:t xml:space="preserve">}</w:t>
-      </w:r>
-    </w:p>
-    <w:p/>
-    <w:p>
-      <w:r>
-        <w:t xml:space="preserve">Основная логика находится в `MainViewModel`. Такой подход соответствует шаблону MVVM. В ViewModel реализованы команды:</w:t>
-      </w:r>
-    </w:p>
-    <w:p/>
-    <w:p>
-      <w:r>
-        <w:t xml:space="preserve">- `CreateBatchCommand`;</w:t>
-      </w:r>
-    </w:p>
-    <w:p>
-      <w:r>
-        <w:t xml:space="preserve">- `SaveQualityCommand`;</w:t>
-      </w:r>
-    </w:p>
-    <w:p>
-      <w:r>
-        <w:t xml:space="preserve">- `TransferCommand`;</w:t>
-      </w:r>
-    </w:p>
-    <w:p>
-      <w:r>
-        <w:t xml:space="preserve">- `WriteOffCommand`;</w:t>
-      </w:r>
-    </w:p>
-    <w:p>
-      <w:r>
-        <w:t xml:space="preserve">- `CreateShipmentCommand`;</w:t>
-      </w:r>
-    </w:p>
-    <w:p>
-      <w:r>
-        <w:t xml:space="preserve">- `ExportCsvCommand`;</w:t>
-      </w:r>
-    </w:p>
-    <w:p>
-      <w:r>
-        <w:t xml:space="preserve">- `BackupCommand`;</w:t>
-      </w:r>
-    </w:p>
-    <w:p>
-      <w:r>
-        <w:t xml:space="preserve">- `AddDirectoryCommand`;</w:t>
-      </w:r>
-    </w:p>
-    <w:p>
-      <w:r>
-        <w:t xml:space="preserve">- `FillDemoDataCommand`;</w:t>
-      </w:r>
-    </w:p>
-    <w:p>
-      <w:r>
-        <w:t xml:space="preserve">- `GenerateReportCommand`.</w:t>
-      </w:r>
-    </w:p>
-    <w:p/>
-    <w:p>
-      <w:r>
-        <w:t xml:space="preserve">Команда создания партии проверяет объем и массу, создает объект `Batch`, создает объект `MilkYield`, добавляет складское движение и записывает действие в журнал аудита. После этого данные сохраняются в PostgreSQL.</w:t>
-      </w:r>
-    </w:p>
-    <w:p/>
-    <w:p>
-      <w:r>
-        <w:t xml:space="preserve">Команда сохранения качества рассчитывает заключение по нормам. В текущей версии используются следующие базовые нормы: минимальная жирность 2,8%, минимальный белок 2,8%, максимальная кислотность 21, минимальная плотность 1027, максимальная температура 10 °C. При критических отклонениях партия блокируется.</w:t>
-      </w:r>
-    </w:p>
-    <w:p/>
-    <w:p>
-      <w:r>
-        <w:t xml:space="preserve">Команда отгрузки содержит важные проверки:</w:t>
-      </w:r>
-    </w:p>
-    <w:p/>
-    <w:p>
-      <w:r>
-        <w:t xml:space="preserve">- партия не должна быть заблокирована;</w:t>
-      </w:r>
-    </w:p>
-    <w:p>
-      <w:r>
-        <w:t xml:space="preserve">- партия не должна быть списана;</w:t>
-      </w:r>
-    </w:p>
-    <w:p>
-      <w:r>
-        <w:t xml:space="preserve">- партия должна быть допущена лабораторией;</w:t>
-      </w:r>
-    </w:p>
-    <w:p>
-      <w:r>
-        <w:t xml:space="preserve">- объем отгрузки должен быть положительным;</w:t>
-      </w:r>
-    </w:p>
-    <w:p>
-      <w:r>
-        <w:t xml:space="preserve">- объем отгрузки не должен превышать остаток партии.</w:t>
-      </w:r>
-    </w:p>
-    <w:p/>
-    <w:p>
-      <w:r>
-        <w:t xml:space="preserve">Если проверка не пройдена, пользователь получает предупреждение, а данные не изменяются. Это предотвращает ошибки, которые часто возникают при ручном учете.</w:t>
-      </w:r>
-    </w:p>
-    <w:p/>
-    <w:p>
-      <w:r>
-        <w:t xml:space="preserve">Для работы с хранилищем создан интерфейс `IAppDataStore`. Он позволяет ViewModel не зависеть от конкретного способа хранения. Есть две реализации:</w:t>
-      </w:r>
-    </w:p>
-    <w:p/>
-    <w:p>
-      <w:r>
-        <w:t xml:space="preserve">- `PostgreSqlAppDataStore` — основное хранилище в PostgreSQL;</w:t>
-      </w:r>
-    </w:p>
-    <w:p>
-      <w:r>
-        <w:t xml:space="preserve">- `AppDataStore` — резервное локальное JSON-хранилище.</w:t>
-      </w:r>
-    </w:p>
-    <w:p/>
-    <w:p>
-      <w:r>
-        <w:t xml:space="preserve">Фабрика `AppDataStoreFactory` читает настройки из `database.json` и пытается подключиться к PostgreSQL. Если подключение успешно, приложение работает с базой данных. Если возникает ошибка, например неверный пароль пользователя `postgres`, приложение переключается на JSON и показывает причину в строке состояния.</w:t>
-      </w:r>
-    </w:p>
-    <w:p/>
-    <w:p>
-      <w:r>
-        <w:t xml:space="preserve">В программе реализовано демонстрационное заполнение базы. На вкладке «Справочники» находится кнопка «Заполнить демо-данными». Она создает четыре пользователя и четыре роли: администратор, глава КФХ, оператор учета, лаборант. Также создаются справочники групп животных, типов продукции, емкостей, покупателей и транспорта, а также тестовые партии, анализы, складские движения и отгрузки. Это позволяет быстро проверить работу программы и продемонстрировать ее на защите.</w:t>
-      </w:r>
-    </w:p>
-    <w:p/>
-    <w:p>
-      <w:r>
-        <w:t xml:space="preserve">Для экспорта реализован CSV-отчет по партиям. Он содержит номер партии, дату, статус, объем, остаток, срок годности и источник. Такой формат можно открыть в Excel и использовать для передачи бухгалтеру или руководителю.</w:t>
-      </w:r>
-    </w:p>
-    <w:p/>
-    <w:p>
-      <w:r>
-        <w:t xml:space="preserve">Резервное копирование выполняется путем сохранения актуальных данных в файл. Для PostgreSQL создается JSON-экспорт текущего набора данных, что позволяет иметь резервную копию даже без настройки серверных средств `pg_dump`.</w:t>
-      </w:r>
-    </w:p>
-    <w:p/>
-    <w:p>
-      <w:pPr>
-        <w:pStyle w:val="Heading2"/>
-      </w:pPr>
-      <w:r>
-        <w:t xml:space="preserve">2.5 Тестирование и устранение ошибок</w:t>
-      </w:r>
-    </w:p>
-    <w:p/>
-    <w:p>
-      <w:r>
-        <w:t xml:space="preserve">Тестирование проводилось по основным сценариям, соответствующим критериям приемки дипломного проекта. Проверялись сценарии создания партии, ввода качества, блокировки партии, отгрузки, списания, экспорта и сохранения данных.</w:t>
-      </w:r>
-    </w:p>
-    <w:p/>
-    <w:p>
-      <w:r>
-        <w:t xml:space="preserve">Таблица 2 — Сценарии тестирования</w:t>
-      </w:r>
-    </w:p>
-    <w:p/>
-    <w:p>
-      <w:r>
-        <w:t xml:space="preserve">| Сценарий | Ожидаемый результат | Фактический результат |</w:t>
-      </w:r>
-    </w:p>
-    <w:p>
-      <w:r>
-        <w:t xml:space="preserve">| --- | --- | --- |</w:t>
-      </w:r>
-    </w:p>
-    <w:p>
-      <w:r>
-        <w:t xml:space="preserve">| Создание партии с положительным объемом | Партия создается и получает статус «на анализе» | Выполнено |</w:t>
-      </w:r>
-    </w:p>
-    <w:p>
-      <w:r>
-        <w:t xml:space="preserve">| Создание партии с отрицательным объемом | Система показывает предупреждение | Выполнено |</w:t>
-      </w:r>
-    </w:p>
-    <w:p>
-      <w:r>
-        <w:t xml:space="preserve">| Ввод нормальных показателей качества | Партия получает статус «допущена» | Выполнено |</w:t>
-      </w:r>
-    </w:p>
-    <w:p>
-      <w:r>
-        <w:t xml:space="preserve">| Ввод критических отклонений качества | Партия блокируется | Выполнено |</w:t>
-      </w:r>
-    </w:p>
-    <w:p>
-      <w:r>
-        <w:t xml:space="preserve">| Отгрузка заблокированной партии | Операция запрещена | Выполнено |</w:t>
-      </w:r>
-    </w:p>
-    <w:p>
-      <w:r>
-        <w:t xml:space="preserve">| Отгрузка объема больше остатка | Операция запрещена | Выполнено |</w:t>
-      </w:r>
-    </w:p>
-    <w:p>
-      <w:r>
-        <w:t xml:space="preserve">| Частичная отгрузка партии | Остаток уменьшается, статус меняется | Выполнено |</w:t>
-      </w:r>
-    </w:p>
-    <w:p>
-      <w:r>
-        <w:t xml:space="preserve">| Полная отгрузка партии | Остаток становится нулевым | Выполнено |</w:t>
-      </w:r>
-    </w:p>
-    <w:p>
-      <w:r>
-        <w:t xml:space="preserve">| Экспорт CSV | Создается файл отчета | Выполнено |</w:t>
-      </w:r>
-    </w:p>
-    <w:p>
-      <w:r>
-        <w:t xml:space="preserve">| Резервное копирование | Создается файл резервной копии | Выполнено |</w:t>
-      </w:r>
-    </w:p>
-    <w:p/>
-    <w:p>
-      <w:r>
-        <w:t xml:space="preserve">В ходе тестирования была выявлена ошибка запуска: выбранная партия устанавливалась в конструкторе ViewModel до создания команд, поэтому при обновлении состояния команд возникал `NullReferenceException`. Ошибка была устранена добавлением проверки на `null` при вызове `RaiseCanExecuteChanged`. После исправления приложение успешно собирается и запускается.</w:t>
-      </w:r>
-    </w:p>
-    <w:p/>
-    <w:p>
-      <w:r>
-        <w:t xml:space="preserve">Также проверялось подключение к PostgreSQL. При неверном пароле база данных возвращала код ошибки `28P01`, означающий ошибку аутентификации. Для удобства пользователя приложение не завершает работу аварийно, а выводит сообщение в строке состояния и переключается на локальное JSON-хранилище. Такой подход повышает надежность эксплуатации.</w:t>
-      </w:r>
-    </w:p>
-    <w:p/>
-    <w:p>
-      <w:r>
-        <w:t xml:space="preserve">Сборка проекта выполнялась командой:</w:t>
-      </w:r>
-    </w:p>
-    <w:p/>
-    <w:p>
-      <w:pPr>
-        <w:pStyle w:val="Code"/>
-      </w:pPr>
-      <w:r>
-        <w:rPr>
-          <w:rFonts w:ascii="Consolas" w:hAnsi="Consolas" w:cs="Consolas"/>
-          <w:sz w:val="20"/>
-        </w:rPr>
-        <w:t xml:space="preserve">dotnet build Moloko.sln</w:t>
-      </w:r>
-    </w:p>
-    <w:p/>
-    <w:p>
-      <w:r>
-        <w:t xml:space="preserve">После внесения исправлений сборка завершилась без ошибок и предупреждений. Это подтверждает корректность структуры проекта и отсутствие компиляционных ошибок.</w:t>
-      </w:r>
-    </w:p>
-    <w:p/>
-    <w:p>
-      <w:pPr>
-        <w:pStyle w:val="Heading2"/>
-      </w:pPr>
-      <w:r>
-        <w:t xml:space="preserve">2.6 Апробация и оценка результата</w:t>
-      </w:r>
-    </w:p>
-    <w:p/>
-    <w:p>
-      <w:r>
-        <w:t xml:space="preserve">Апробация программного продукта проводилась на демонстрационных данных, соответствующих работе фермерского хозяйства. В базу были внесены пользователи, роли, группы животных, типы продукции, емкости хранения, покупатели, транспорт, производственные партии, результаты анализов, складские движения и отгрузки.</w:t>
-      </w:r>
-    </w:p>
-    <w:p/>
-    <w:p>
-      <w:r>
-        <w:t xml:space="preserve">Во время апробации были проверены типовые действия сотрудников:</w:t>
-      </w:r>
-    </w:p>
-    <w:p/>
-    <w:p>
-      <w:r>
-        <w:t xml:space="preserve">- оператор регистрирует утренний надой и создает партию;</w:t>
-      </w:r>
-    </w:p>
-    <w:p>
-      <w:r>
-        <w:t xml:space="preserve">- лаборант вводит показатели качества и получает автоматическое заключение;</w:t>
-      </w:r>
-    </w:p>
-    <w:p>
-      <w:r>
-        <w:t xml:space="preserve">- кладовщик выполняет перемещение или списание;</w:t>
-      </w:r>
-    </w:p>
-    <w:p>
-      <w:r>
-        <w:t xml:space="preserve">- оператор оформляет отгрузку покупателю;</w:t>
-      </w:r>
-    </w:p>
-    <w:p>
-      <w:r>
-        <w:t xml:space="preserve">- руководитель просматривает главную панель и отчет.</w:t>
-      </w:r>
-    </w:p>
-    <w:p/>
-    <w:p>
-      <w:r>
-        <w:t xml:space="preserve">В результате апробации установлено, что программа позволяет выполнять ключевые операции, предусмотренные техническим заданием. Интерфейс построен крупно и понятно, основные действия вынесены на отдельные вкладки, а предупреждения помогают избежать ошибочного ввода.</w:t>
-      </w:r>
-    </w:p>
-    <w:p/>
-    <w:p>
-      <w:r>
-        <w:t xml:space="preserve">Эффект от внедрения системы состоит в следующем:</w:t>
-      </w:r>
-    </w:p>
-    <w:p/>
-    <w:p>
-      <w:r>
-        <w:t xml:space="preserve">- сокращается время поиска информации о партии;</w:t>
-      </w:r>
-    </w:p>
-    <w:p>
-      <w:r>
-        <w:t xml:space="preserve">- уменьшается риск ошибок при расчете остатка;</w:t>
-      </w:r>
-    </w:p>
-    <w:p>
-      <w:r>
-        <w:t xml:space="preserve">- появляется единый журнал лабораторного контроля;</w:t>
-      </w:r>
-    </w:p>
-    <w:p>
-      <w:r>
-        <w:t xml:space="preserve">- обеспечивается история складских операций;</w:t>
-      </w:r>
-    </w:p>
-    <w:p>
-      <w:r>
-        <w:t xml:space="preserve">- упрощается подготовка данных для отгрузки;</w:t>
-      </w:r>
-    </w:p>
-    <w:p>
-      <w:r>
-        <w:t xml:space="preserve">- появляется основа для будущей интеграции с ФГИС «Меркурий».</w:t>
-      </w:r>
-    </w:p>
-    <w:p/>
-    <w:p>
-      <w:r>
-        <w:t xml:space="preserve">Разработанная система может быть использована как первый этап цифровизации учета в КФХ. В дальнейшем ее можно развивать: добавить полноценный экран авторизации, печатные формы накладных и актов, интеграцию с API внешних систем, расширенные отчеты в PDF и Excel.</w:t>
-      </w:r>
-    </w:p>
-    <w:p/>
-    <w:p>
-      <w:pPr>
-        <w:pStyle w:val="Heading2"/>
-      </w:pPr>
-      <w:r>
-        <w:t xml:space="preserve">2.7 Описание пользовательского интерфейса</w:t>
+        <w:t xml:space="preserve">2.5 Описание пользовательского интерфейса</w:t>
       </w:r>
     </w:p>
     <w:p/>
@@ -2360,7 +2964,7 @@
         <w:pStyle w:val="Heading2"/>
       </w:pPr>
       <w:r>
-        <w:t xml:space="preserve">2.8 Демонстрационные данные для проверки системы</w:t>
+        <w:t xml:space="preserve">2.6 Демонстрационные данные для проверки системы</w:t>
       </w:r>
     </w:p>
     <w:p/>
@@ -2438,7 +3042,7 @@
         <w:pStyle w:val="Heading2"/>
       </w:pPr>
       <w:r>
-        <w:t xml:space="preserve">2.9 Развертывание и настройка программного продукта</w:t>
+        <w:t xml:space="preserve">2.7 Развертывание и настройка программного продукта</w:t>
       </w:r>
     </w:p>
     <w:p/>
@@ -2569,7 +3173,7 @@
         <w:pStyle w:val="Heading2"/>
       </w:pPr>
       <w:r>
-        <w:t xml:space="preserve">2.10 Возможности дальнейшего развития</w:t>
+        <w:t xml:space="preserve">2.8 Возможности дальнейшего развития</w:t>
       </w:r>
     </w:p>
     <w:p/>
@@ -3404,6 +4008,237 @@
     <w:p/>
     <w:p>
       <w:r>
+        <w:t xml:space="preserve">Перед открытием главного окна пользователь проходит авторизацию. В демонстрационной базе предусмотрены учетные записи:</w:t>
+      </w:r>
+    </w:p>
+    <w:p/>
+    <w:tbl>
+      <w:tblPr>
+        <w:tblW w:w="0" w:type="auto"/>
+        <w:tblBorders>
+          <w:top w:val="single" w:sz="4" w:space="0" w:color="808080"/>
+          <w:left w:val="single" w:sz="4" w:space="0" w:color="808080"/>
+          <w:bottom w:val="single" w:sz="4" w:space="0" w:color="808080"/>
+          <w:right w:val="single" w:sz="4" w:space="0" w:color="808080"/>
+          <w:insideH w:val="single" w:sz="4" w:space="0" w:color="808080"/>
+          <w:insideV w:val="single" w:sz="4" w:space="0" w:color="808080"/>
+        </w:tblBorders>
+      </w:tblPr>
+      <w:tr>
+        <w:tc>
+          <w:tcPr>
+            <w:tcW w:w="2400" w:type="dxa"/>
+          </w:tcPr>
+          <w:p>
+            <w:pPr>
+              <w:pStyle w:val="TableText"/>
+            </w:pPr>
+            <w:r>
+              <w:t xml:space="preserve">Логин</w:t>
+            </w:r>
+          </w:p>
+        </w:tc>
+        <w:tc>
+          <w:tcPr>
+            <w:tcW w:w="2400" w:type="dxa"/>
+          </w:tcPr>
+          <w:p>
+            <w:pPr>
+              <w:pStyle w:val="TableText"/>
+            </w:pPr>
+            <w:r>
+              <w:t xml:space="preserve">Пароль</w:t>
+            </w:r>
+          </w:p>
+        </w:tc>
+        <w:tc>
+          <w:tcPr>
+            <w:tcW w:w="2400" w:type="dxa"/>
+          </w:tcPr>
+          <w:p>
+            <w:pPr>
+              <w:pStyle w:val="TableText"/>
+            </w:pPr>
+            <w:r>
+              <w:t xml:space="preserve">Роль</w:t>
+            </w:r>
+          </w:p>
+        </w:tc>
+      </w:tr>
+      <w:tr>
+        <w:tc>
+          <w:tcPr>
+            <w:tcW w:w="2400" w:type="dxa"/>
+          </w:tcPr>
+          <w:p>
+            <w:pPr>
+              <w:pStyle w:val="TableText"/>
+            </w:pPr>
+            <w:r>
+              <w:t xml:space="preserve">admin</w:t>
+            </w:r>
+          </w:p>
+        </w:tc>
+        <w:tc>
+          <w:tcPr>
+            <w:tcW w:w="2400" w:type="dxa"/>
+          </w:tcPr>
+          <w:p>
+            <w:pPr>
+              <w:pStyle w:val="TableText"/>
+            </w:pPr>
+            <w:r>
+              <w:t xml:space="preserve">admin123</w:t>
+            </w:r>
+          </w:p>
+        </w:tc>
+        <w:tc>
+          <w:tcPr>
+            <w:tcW w:w="2400" w:type="dxa"/>
+          </w:tcPr>
+          <w:p>
+            <w:pPr>
+              <w:pStyle w:val="TableText"/>
+            </w:pPr>
+            <w:r>
+              <w:t xml:space="preserve">Администратор</w:t>
+            </w:r>
+          </w:p>
+        </w:tc>
+      </w:tr>
+      <w:tr>
+        <w:tc>
+          <w:tcPr>
+            <w:tcW w:w="2400" w:type="dxa"/>
+          </w:tcPr>
+          <w:p>
+            <w:pPr>
+              <w:pStyle w:val="TableText"/>
+            </w:pPr>
+            <w:r>
+              <w:t xml:space="preserve">director</w:t>
+            </w:r>
+          </w:p>
+        </w:tc>
+        <w:tc>
+          <w:tcPr>
+            <w:tcW w:w="2400" w:type="dxa"/>
+          </w:tcPr>
+          <w:p>
+            <w:pPr>
+              <w:pStyle w:val="TableText"/>
+            </w:pPr>
+            <w:r>
+              <w:t xml:space="preserve">director123</w:t>
+            </w:r>
+          </w:p>
+        </w:tc>
+        <w:tc>
+          <w:tcPr>
+            <w:tcW w:w="2400" w:type="dxa"/>
+          </w:tcPr>
+          <w:p>
+            <w:pPr>
+              <w:pStyle w:val="TableText"/>
+            </w:pPr>
+            <w:r>
+              <w:t xml:space="preserve">Глава КФХ</w:t>
+            </w:r>
+          </w:p>
+        </w:tc>
+      </w:tr>
+      <w:tr>
+        <w:tc>
+          <w:tcPr>
+            <w:tcW w:w="2400" w:type="dxa"/>
+          </w:tcPr>
+          <w:p>
+            <w:pPr>
+              <w:pStyle w:val="TableText"/>
+            </w:pPr>
+            <w:r>
+              <w:t xml:space="preserve">operator</w:t>
+            </w:r>
+          </w:p>
+        </w:tc>
+        <w:tc>
+          <w:tcPr>
+            <w:tcW w:w="2400" w:type="dxa"/>
+          </w:tcPr>
+          <w:p>
+            <w:pPr>
+              <w:pStyle w:val="TableText"/>
+            </w:pPr>
+            <w:r>
+              <w:t xml:space="preserve">operator123</w:t>
+            </w:r>
+          </w:p>
+        </w:tc>
+        <w:tc>
+          <w:tcPr>
+            <w:tcW w:w="2400" w:type="dxa"/>
+          </w:tcPr>
+          <w:p>
+            <w:pPr>
+              <w:pStyle w:val="TableText"/>
+            </w:pPr>
+            <w:r>
+              <w:t xml:space="preserve">Оператор учета</w:t>
+            </w:r>
+          </w:p>
+        </w:tc>
+      </w:tr>
+      <w:tr>
+        <w:tc>
+          <w:tcPr>
+            <w:tcW w:w="2400" w:type="dxa"/>
+          </w:tcPr>
+          <w:p>
+            <w:pPr>
+              <w:pStyle w:val="TableText"/>
+            </w:pPr>
+            <w:r>
+              <w:t xml:space="preserve">lab</w:t>
+            </w:r>
+          </w:p>
+        </w:tc>
+        <w:tc>
+          <w:tcPr>
+            <w:tcW w:w="2400" w:type="dxa"/>
+          </w:tcPr>
+          <w:p>
+            <w:pPr>
+              <w:pStyle w:val="TableText"/>
+            </w:pPr>
+            <w:r>
+              <w:t xml:space="preserve">lab123</w:t>
+            </w:r>
+          </w:p>
+        </w:tc>
+        <w:tc>
+          <w:tcPr>
+            <w:tcW w:w="2400" w:type="dxa"/>
+          </w:tcPr>
+          <w:p>
+            <w:pPr>
+              <w:pStyle w:val="TableText"/>
+            </w:pPr>
+            <w:r>
+              <w:t xml:space="preserve">Лаборант</w:t>
+            </w:r>
+          </w:p>
+        </w:tc>
+      </w:tr>
+    </w:tbl>
+    <w:p/>
+    <w:p>
+      <w:r>
+        <w:t xml:space="preserve">После успешного входа ФИО пользователя используется в журнале аудита, операциях создания партий, лабораторном контроле и оформлении отгрузок.</w:t>
+      </w:r>
+    </w:p>
+    <w:p/>
+    <w:p>
+      <w:r>
         <w:t xml:space="preserve">Регистрация надоя:</w:t>
       </w:r>
     </w:p>
@@ -4505,6 +5340,8 @@
       </w:r>
     </w:p>
     <w:sectPr>
+      <w:footerReference w:type="default" r:id="rIdFooter1"/>
+      <w:titlePg/>
       <w:pgSz w:w="11906" w:h="16838"/>
       <w:pgMar w:top="1134" w:right="567" w:bottom="1134" w:left="1701" w:header="708" w:footer="708" w:gutter="0"/>
       <w:cols w:space="708"/>
@@ -4512,6 +5349,25 @@
     </w:sectPr>
   </w:body>
 </w:document>
+</file>
+
+<file path=word/footer1.xml><?xml version="1.0" encoding="utf-8"?>
+<w:ftr xmlns:w="http://schemas.openxmlformats.org/wordprocessingml/2006/main">
+  <w:p>
+    <w:pPr>
+      <w:jc w:val="center"/>
+    </w:pPr>
+    <w:r>
+      <w:fldChar w:fldCharType="begin"/>
+    </w:r>
+    <w:r>
+      <w:instrText xml:space="preserve"> PAGE </w:instrText>
+    </w:r>
+    <w:r>
+      <w:fldChar w:fldCharType="end"/>
+    </w:r>
+  </w:p>
+</w:ftr>
 </file>
 
 <file path=word/styles.xml><?xml version="1.0" encoding="utf-8"?>
@@ -4577,5 +5433,36 @@
       <w:sz w:val="20"/>
     </w:rPr>
   </w:style>
+  <w:style w:type="paragraph" w:styleId="Heading3">
+    <w:name w:val="heading 3"/>
+    <w:basedOn w:val="Normal"/>
+    <w:next w:val="Normal"/>
+    <w:qFormat/>
+    <w:pPr>
+      <w:keepNext/>
+      <w:spacing w:before="160" w:after="100"/>
+      <w:ind w:firstLine="708"/>
+    </w:pPr>
+    <w:rPr>
+      <w:rFonts w:ascii="Times New Roman" w:hAnsi="Times New Roman" w:cs="Times New Roman"/>
+      <w:i/>
+      <w:sz w:val="28"/>
+      <w:szCs w:val="28"/>
+    </w:rPr>
+  </w:style>
+  <w:style w:type="paragraph" w:styleId="TableText">
+    <w:name w:val="Table Text"/>
+    <w:basedOn w:val="Normal"/>
+    <w:pPr>
+      <w:spacing w:line="240" w:lineRule="auto"/>
+      <w:ind w:firstLine="0"/>
+      <w:jc w:val="left"/>
+    </w:pPr>
+    <w:rPr>
+      <w:rFonts w:ascii="Times New Roman" w:hAnsi="Times New Roman" w:cs="Times New Roman"/>
+      <w:sz w:val="24"/>
+      <w:szCs w:val="24"/>
+    </w:rPr>
+  </w:style>
 </w:styles>
 </file>